--- a/tutorial/Lab2_Fundamentals_Tutorial.docx
+++ b/tutorial/Lab2_Fundamentals_Tutorial.docx
@@ -71,7 +71,7 @@
               <w:bottom w:val="single" w:color="AAAAAA" w:sz="2"/>
               <w:right w:val="single" w:color="AAAAAA" w:sz="2"/>
             </w:tcBorders>
-            <w:shd w:fill="2E74B5" w:val="clear"/>
+            <w:shd w:fill="D4D0C8" w:val="clear"/>
             <w:tcMar>
               <w:top w:type="dxa" w:w="80"/>
               <w:left w:type="dxa" w:w="120"/>
@@ -84,7 +84,6 @@
               <w:rPr>
                 <w:b/>
                 <w:bCs/>
-                <w:color w:val="FFFFFF"/>
               </w:rPr>
               <w:t xml:space="preserve">Lab</w:t>
             </w:r>
@@ -99,7 +98,7 @@
               <w:bottom w:val="single" w:color="AAAAAA" w:sz="2"/>
               <w:right w:val="single" w:color="AAAAAA" w:sz="2"/>
             </w:tcBorders>
-            <w:shd w:fill="2E74B5" w:val="clear"/>
+            <w:shd w:fill="D4D0C8" w:val="clear"/>
             <w:tcMar>
               <w:top w:type="dxa" w:w="80"/>
               <w:left w:type="dxa" w:w="120"/>
@@ -112,7 +111,6 @@
               <w:rPr>
                 <w:b/>
                 <w:bCs/>
-                <w:color w:val="FFFFFF"/>
               </w:rPr>
               <w:t xml:space="preserve">Introduces</w:t>
             </w:r>
@@ -127,7 +125,7 @@
               <w:bottom w:val="single" w:color="AAAAAA" w:sz="2"/>
               <w:right w:val="single" w:color="AAAAAA" w:sz="2"/>
             </w:tcBorders>
-            <w:shd w:fill="2E74B5" w:val="clear"/>
+            <w:shd w:fill="D4D0C8" w:val="clear"/>
             <w:tcMar>
               <w:top w:type="dxa" w:w="80"/>
               <w:left w:type="dxa" w:w="120"/>
@@ -140,7 +138,6 @@
               <w:rPr>
                 <w:b/>
                 <w:bCs/>
-                <w:color w:val="FFFFFF"/>
               </w:rPr>
               <w:t xml:space="preserve">What it does</w:t>
             </w:r>
@@ -662,7 +659,7 @@
     </w:p>
     <w:p>
       <w:pPr>
-        <w:shd w:fill="F2F2F2" w:val="clear"/>
+        <w:shd w:fill="F0F0E8" w:val="clear"/>
         <w:spacing w:after="0"/>
       </w:pPr>
       <w:r>
@@ -676,7 +673,7 @@
     </w:p>
     <w:p>
       <w:pPr>
-        <w:shd w:fill="F2F2F2" w:val="clear"/>
+        <w:shd w:fill="F0F0E8" w:val="clear"/>
         <w:spacing w:after="0"/>
       </w:pPr>
       <w:r>
@@ -690,7 +687,7 @@
     </w:p>
     <w:p>
       <w:pPr>
-        <w:shd w:fill="F2F2F2" w:val="clear"/>
+        <w:shd w:fill="F0F0E8" w:val="clear"/>
         <w:spacing w:after="0"/>
       </w:pPr>
       <w:r>
@@ -744,7 +741,7 @@
     </w:p>
     <w:p>
       <w:pPr>
-        <w:shd w:fill="F2F2F2" w:val="clear"/>
+        <w:shd w:fill="F0F0E8" w:val="clear"/>
         <w:spacing w:after="0"/>
       </w:pPr>
       <w:r>
@@ -758,7 +755,7 @@
     </w:p>
     <w:p>
       <w:pPr>
-        <w:shd w:fill="F2F2F2" w:val="clear"/>
+        <w:shd w:fill="F0F0E8" w:val="clear"/>
         <w:spacing w:after="0"/>
       </w:pPr>
       <w:r>
@@ -772,7 +769,7 @@
     </w:p>
     <w:p>
       <w:pPr>
-        <w:shd w:fill="F2F2F2" w:val="clear"/>
+        <w:shd w:fill="F0F0E8" w:val="clear"/>
         <w:spacing w:after="0"/>
       </w:pPr>
       <w:r>
@@ -786,7 +783,7 @@
     </w:p>
     <w:p>
       <w:pPr>
-        <w:shd w:fill="F2F2F2" w:val="clear"/>
+        <w:shd w:fill="F0F0E8" w:val="clear"/>
         <w:spacing w:after="0"/>
       </w:pPr>
       <w:r>
@@ -800,7 +797,7 @@
     </w:p>
     <w:p>
       <w:pPr>
-        <w:shd w:fill="F2F2F2" w:val="clear"/>
+        <w:shd w:fill="F0F0E8" w:val="clear"/>
         <w:spacing w:after="0"/>
       </w:pPr>
       <w:r>
@@ -846,7 +843,7 @@
     </w:p>
     <w:p>
       <w:pPr>
-        <w:shd w:fill="F2F2F2" w:val="clear"/>
+        <w:shd w:fill="F0F0E8" w:val="clear"/>
         <w:spacing w:after="0"/>
       </w:pPr>
       <w:r>
@@ -860,7 +857,7 @@
     </w:p>
     <w:p>
       <w:pPr>
-        <w:shd w:fill="F2F2F2" w:val="clear"/>
+        <w:shd w:fill="F0F0E8" w:val="clear"/>
         <w:spacing w:after="0"/>
       </w:pPr>
       <w:r>
@@ -874,7 +871,7 @@
     </w:p>
     <w:p>
       <w:pPr>
-        <w:shd w:fill="F2F2F2" w:val="clear"/>
+        <w:shd w:fill="F0F0E8" w:val="clear"/>
         <w:spacing w:after="0"/>
       </w:pPr>
       <w:r>
@@ -888,7 +885,7 @@
     </w:p>
     <w:p>
       <w:pPr>
-        <w:shd w:fill="F2F2F2" w:val="clear"/>
+        <w:shd w:fill="F0F0E8" w:val="clear"/>
         <w:spacing w:after="0"/>
       </w:pPr>
       <w:r>
@@ -942,7 +939,7 @@
     </w:p>
     <w:p>
       <w:pPr>
-        <w:shd w:fill="F2F2F2" w:val="clear"/>
+        <w:shd w:fill="F0F0E8" w:val="clear"/>
         <w:spacing w:after="0"/>
       </w:pPr>
       <w:r>
@@ -956,7 +953,7 @@
     </w:p>
     <w:p>
       <w:pPr>
-        <w:shd w:fill="F2F2F2" w:val="clear"/>
+        <w:shd w:fill="F0F0E8" w:val="clear"/>
         <w:spacing w:after="0"/>
       </w:pPr>
       <w:r>
@@ -970,7 +967,7 @@
     </w:p>
     <w:p>
       <w:pPr>
-        <w:shd w:fill="F2F2F2" w:val="clear"/>
+        <w:shd w:fill="F0F0E8" w:val="clear"/>
         <w:spacing w:after="0"/>
       </w:pPr>
       <w:r>
@@ -984,7 +981,7 @@
     </w:p>
     <w:p>
       <w:pPr>
-        <w:shd w:fill="F2F2F2" w:val="clear"/>
+        <w:shd w:fill="F0F0E8" w:val="clear"/>
         <w:spacing w:after="0"/>
       </w:pPr>
       <w:r>
@@ -998,7 +995,7 @@
     </w:p>
     <w:p>
       <w:pPr>
-        <w:shd w:fill="F2F2F2" w:val="clear"/>
+        <w:shd w:fill="F0F0E8" w:val="clear"/>
         <w:spacing w:after="0"/>
       </w:pPr>
       <w:r>
@@ -1012,7 +1009,7 @@
     </w:p>
     <w:p>
       <w:pPr>
-        <w:shd w:fill="F2F2F2" w:val="clear"/>
+        <w:shd w:fill="F0F0E8" w:val="clear"/>
         <w:spacing w:after="0"/>
       </w:pPr>
       <w:r>
@@ -1074,7 +1071,7 @@
     </w:p>
     <w:p>
       <w:pPr>
-        <w:shd w:fill="F2F2F2" w:val="clear"/>
+        <w:shd w:fill="F0F0E8" w:val="clear"/>
         <w:spacing w:after="0"/>
       </w:pPr>
       <w:r>
@@ -1088,7 +1085,7 @@
     </w:p>
     <w:p>
       <w:pPr>
-        <w:shd w:fill="F2F2F2" w:val="clear"/>
+        <w:shd w:fill="F0F0E8" w:val="clear"/>
         <w:spacing w:after="0"/>
       </w:pPr>
       <w:r>
@@ -1102,7 +1099,7 @@
     </w:p>
     <w:p>
       <w:pPr>
-        <w:shd w:fill="F2F2F2" w:val="clear"/>
+        <w:shd w:fill="F0F0E8" w:val="clear"/>
         <w:spacing w:after="0"/>
       </w:pPr>
       <w:r>
@@ -1116,7 +1113,7 @@
     </w:p>
     <w:p>
       <w:pPr>
-        <w:shd w:fill="F2F2F2" w:val="clear"/>
+        <w:shd w:fill="F0F0E8" w:val="clear"/>
         <w:spacing w:after="0"/>
       </w:pPr>
       <w:r>
@@ -1130,7 +1127,7 @@
     </w:p>
     <w:p>
       <w:pPr>
-        <w:shd w:fill="F2F2F2" w:val="clear"/>
+        <w:shd w:fill="F0F0E8" w:val="clear"/>
         <w:spacing w:after="0"/>
       </w:pPr>
       <w:r>
@@ -1188,7 +1185,7 @@
               <w:bottom w:val="single" w:color="AAAAAA" w:sz="2"/>
               <w:right w:val="single" w:color="AAAAAA" w:sz="2"/>
             </w:tcBorders>
-            <w:shd w:fill="2E74B5" w:val="clear"/>
+            <w:shd w:fill="D4D0C8" w:val="clear"/>
             <w:tcMar>
               <w:top w:type="dxa" w:w="80"/>
               <w:left w:type="dxa" w:w="120"/>
@@ -1201,7 +1198,6 @@
               <w:rPr>
                 <w:b/>
                 <w:bCs/>
-                <w:color w:val="FFFFFF"/>
               </w:rPr>
               <w:t xml:space="preserve">Value</w:t>
             </w:r>
@@ -1216,7 +1212,7 @@
               <w:bottom w:val="single" w:color="AAAAAA" w:sz="2"/>
               <w:right w:val="single" w:color="AAAAAA" w:sz="2"/>
             </w:tcBorders>
-            <w:shd w:fill="2E74B5" w:val="clear"/>
+            <w:shd w:fill="D4D0C8" w:val="clear"/>
             <w:tcMar>
               <w:top w:type="dxa" w:w="80"/>
               <w:left w:type="dxa" w:w="120"/>
@@ -1229,7 +1225,6 @@
               <w:rPr>
                 <w:b/>
                 <w:bCs/>
-                <w:color w:val="FFFFFF"/>
               </w:rPr>
               <w:t xml:space="preserve">Binary</w:t>
             </w:r>
@@ -1244,7 +1239,7 @@
               <w:bottom w:val="single" w:color="AAAAAA" w:sz="2"/>
               <w:right w:val="single" w:color="AAAAAA" w:sz="2"/>
             </w:tcBorders>
-            <w:shd w:fill="2E74B5" w:val="clear"/>
+            <w:shd w:fill="D4D0C8" w:val="clear"/>
             <w:tcMar>
               <w:top w:type="dxa" w:w="80"/>
               <w:left w:type="dxa" w:w="120"/>
@@ -1257,7 +1252,6 @@
               <w:rPr>
                 <w:b/>
                 <w:bCs/>
-                <w:color w:val="FFFFFF"/>
               </w:rPr>
               <w:t xml:space="preserve">LED lit</w:t>
             </w:r>
@@ -1859,7 +1853,7 @@
     </w:p>
     <w:p>
       <w:pPr>
-        <w:shd w:fill="F2F2F2" w:val="clear"/>
+        <w:shd w:fill="F0F0E8" w:val="clear"/>
         <w:spacing w:after="0"/>
       </w:pPr>
       <w:r>
@@ -1873,7 +1867,7 @@
     </w:p>
     <w:p>
       <w:pPr>
-        <w:shd w:fill="F2F2F2" w:val="clear"/>
+        <w:shd w:fill="F0F0E8" w:val="clear"/>
         <w:spacing w:after="0"/>
       </w:pPr>
       <w:r>
@@ -1887,7 +1881,7 @@
     </w:p>
     <w:p>
       <w:pPr>
-        <w:shd w:fill="F2F2F2" w:val="clear"/>
+        <w:shd w:fill="F0F0E8" w:val="clear"/>
         <w:spacing w:after="0"/>
       </w:pPr>
       <w:r>
@@ -1901,7 +1895,7 @@
     </w:p>
     <w:p>
       <w:pPr>
-        <w:shd w:fill="F2F2F2" w:val="clear"/>
+        <w:shd w:fill="F0F0E8" w:val="clear"/>
         <w:spacing w:after="0"/>
       </w:pPr>
       <w:r>
@@ -1915,7 +1909,7 @@
     </w:p>
     <w:p>
       <w:pPr>
-        <w:shd w:fill="F2F2F2" w:val="clear"/>
+        <w:shd w:fill="F0F0E8" w:val="clear"/>
         <w:spacing w:after="0"/>
       </w:pPr>
       <w:r>
@@ -1929,7 +1923,7 @@
     </w:p>
     <w:p>
       <w:pPr>
-        <w:shd w:fill="F2F2F2" w:val="clear"/>
+        <w:shd w:fill="F0F0E8" w:val="clear"/>
         <w:spacing w:after="0"/>
       </w:pPr>
       <w:r>
@@ -1943,7 +1937,7 @@
     </w:p>
     <w:p>
       <w:pPr>
-        <w:shd w:fill="F2F2F2" w:val="clear"/>
+        <w:shd w:fill="F0F0E8" w:val="clear"/>
         <w:spacing w:after="0"/>
       </w:pPr>
       <w:r>
@@ -1957,7 +1951,7 @@
     </w:p>
     <w:p>
       <w:pPr>
-        <w:shd w:fill="F2F2F2" w:val="clear"/>
+        <w:shd w:fill="F0F0E8" w:val="clear"/>
         <w:spacing w:after="0"/>
       </w:pPr>
       <w:r>
@@ -1971,7 +1965,7 @@
     </w:p>
     <w:p>
       <w:pPr>
-        <w:shd w:fill="F2F2F2" w:val="clear"/>
+        <w:shd w:fill="F0F0E8" w:val="clear"/>
         <w:spacing w:after="0"/>
       </w:pPr>
       <w:r>
@@ -2127,7 +2121,7 @@
     </w:p>
     <w:p>
       <w:pPr>
-        <w:shd w:fill="F2F2F2" w:val="clear"/>
+        <w:shd w:fill="F0F0E8" w:val="clear"/>
         <w:spacing w:after="0"/>
       </w:pPr>
       <w:r>
@@ -2141,7 +2135,7 @@
     </w:p>
     <w:p>
       <w:pPr>
-        <w:shd w:fill="F2F2F2" w:val="clear"/>
+        <w:shd w:fill="F0F0E8" w:val="clear"/>
         <w:spacing w:after="0"/>
       </w:pPr>
       <w:r>
@@ -2155,7 +2149,7 @@
     </w:p>
     <w:p>
       <w:pPr>
-        <w:shd w:fill="F2F2F2" w:val="clear"/>
+        <w:shd w:fill="F0F0E8" w:val="clear"/>
         <w:spacing w:after="0"/>
       </w:pPr>
       <w:r>
@@ -2169,7 +2163,7 @@
     </w:p>
     <w:p>
       <w:pPr>
-        <w:shd w:fill="F2F2F2" w:val="clear"/>
+        <w:shd w:fill="F0F0E8" w:val="clear"/>
         <w:spacing w:after="0"/>
       </w:pPr>
       <w:r>
@@ -2183,7 +2177,7 @@
     </w:p>
     <w:p>
       <w:pPr>
-        <w:shd w:fill="F2F2F2" w:val="clear"/>
+        <w:shd w:fill="F0F0E8" w:val="clear"/>
         <w:spacing w:after="0"/>
       </w:pPr>
       <w:r>
@@ -2197,7 +2191,7 @@
     </w:p>
     <w:p>
       <w:pPr>
-        <w:shd w:fill="F2F2F2" w:val="clear"/>
+        <w:shd w:fill="F0F0E8" w:val="clear"/>
         <w:spacing w:after="0"/>
       </w:pPr>
       <w:r>
@@ -2211,7 +2205,7 @@
     </w:p>
     <w:p>
       <w:pPr>
-        <w:shd w:fill="F2F2F2" w:val="clear"/>
+        <w:shd w:fill="F0F0E8" w:val="clear"/>
         <w:spacing w:after="0"/>
       </w:pPr>
       <w:r>
@@ -2225,7 +2219,7 @@
     </w:p>
     <w:p>
       <w:pPr>
-        <w:shd w:fill="F2F2F2" w:val="clear"/>
+        <w:shd w:fill="F0F0E8" w:val="clear"/>
         <w:spacing w:after="0"/>
       </w:pPr>
       <w:r>
@@ -2239,7 +2233,7 @@
     </w:p>
     <w:p>
       <w:pPr>
-        <w:shd w:fill="F2F2F2" w:val="clear"/>
+        <w:shd w:fill="F0F0E8" w:val="clear"/>
         <w:spacing w:after="0"/>
       </w:pPr>
       <w:r>
@@ -2253,7 +2247,7 @@
     </w:p>
     <w:p>
       <w:pPr>
-        <w:shd w:fill="F2F2F2" w:val="clear"/>
+        <w:shd w:fill="F0F0E8" w:val="clear"/>
         <w:spacing w:after="0"/>
       </w:pPr>
       <w:r>
@@ -2267,7 +2261,7 @@
     </w:p>
     <w:p>
       <w:pPr>
-        <w:shd w:fill="F2F2F2" w:val="clear"/>
+        <w:shd w:fill="F0F0E8" w:val="clear"/>
         <w:spacing w:after="0"/>
       </w:pPr>
       <w:r>
@@ -2281,7 +2275,7 @@
     </w:p>
     <w:p>
       <w:pPr>
-        <w:shd w:fill="F2F2F2" w:val="clear"/>
+        <w:shd w:fill="F0F0E8" w:val="clear"/>
         <w:spacing w:after="0"/>
       </w:pPr>
       <w:r>
@@ -2295,7 +2289,7 @@
     </w:p>
     <w:p>
       <w:pPr>
-        <w:shd w:fill="F2F2F2" w:val="clear"/>
+        <w:shd w:fill="F0F0E8" w:val="clear"/>
         <w:spacing w:after="0"/>
       </w:pPr>
       <w:r>
@@ -2309,7 +2303,7 @@
     </w:p>
     <w:p>
       <w:pPr>
-        <w:shd w:fill="F2F2F2" w:val="clear"/>
+        <w:shd w:fill="F0F0E8" w:val="clear"/>
         <w:spacing w:after="0"/>
       </w:pPr>
       <w:r>
@@ -2323,7 +2317,7 @@
     </w:p>
     <w:p>
       <w:pPr>
-        <w:shd w:fill="F2F2F2" w:val="clear"/>
+        <w:shd w:fill="F0F0E8" w:val="clear"/>
         <w:spacing w:after="0"/>
       </w:pPr>
       <w:r>
@@ -2337,7 +2331,7 @@
     </w:p>
     <w:p>
       <w:pPr>
-        <w:shd w:fill="F2F2F2" w:val="clear"/>
+        <w:shd w:fill="F0F0E8" w:val="clear"/>
         <w:spacing w:after="0"/>
       </w:pPr>
       <w:r>
@@ -2351,7 +2345,7 @@
     </w:p>
     <w:p>
       <w:pPr>
-        <w:shd w:fill="F2F2F2" w:val="clear"/>
+        <w:shd w:fill="F0F0E8" w:val="clear"/>
         <w:spacing w:after="0"/>
       </w:pPr>
       <w:r>
@@ -2365,7 +2359,7 @@
     </w:p>
     <w:p>
       <w:pPr>
-        <w:shd w:fill="F2F2F2" w:val="clear"/>
+        <w:shd w:fill="F0F0E8" w:val="clear"/>
         <w:spacing w:after="0"/>
       </w:pPr>
       <w:r>
@@ -2379,7 +2373,7 @@
     </w:p>
     <w:p>
       <w:pPr>
-        <w:shd w:fill="F2F2F2" w:val="clear"/>
+        <w:shd w:fill="F0F0E8" w:val="clear"/>
         <w:spacing w:after="0"/>
       </w:pPr>
       <w:r>
@@ -2393,7 +2387,7 @@
     </w:p>
     <w:p>
       <w:pPr>
-        <w:shd w:fill="F2F2F2" w:val="clear"/>
+        <w:shd w:fill="F0F0E8" w:val="clear"/>
         <w:spacing w:after="0"/>
       </w:pPr>
       <w:r>
@@ -2407,7 +2401,7 @@
     </w:p>
     <w:p>
       <w:pPr>
-        <w:shd w:fill="F2F2F2" w:val="clear"/>
+        <w:shd w:fill="F0F0E8" w:val="clear"/>
         <w:spacing w:after="0"/>
       </w:pPr>
       <w:r>
@@ -2421,7 +2415,7 @@
     </w:p>
     <w:p>
       <w:pPr>
-        <w:shd w:fill="F2F2F2" w:val="clear"/>
+        <w:shd w:fill="F0F0E8" w:val="clear"/>
         <w:spacing w:after="0"/>
       </w:pPr>
       <w:r>
@@ -2435,7 +2429,7 @@
     </w:p>
     <w:p>
       <w:pPr>
-        <w:shd w:fill="F2F2F2" w:val="clear"/>
+        <w:shd w:fill="F0F0E8" w:val="clear"/>
         <w:spacing w:after="0"/>
       </w:pPr>
       <w:r>
@@ -2449,7 +2443,7 @@
     </w:p>
     <w:p>
       <w:pPr>
-        <w:shd w:fill="F2F2F2" w:val="clear"/>
+        <w:shd w:fill="F0F0E8" w:val="clear"/>
         <w:spacing w:after="0"/>
       </w:pPr>
       <w:r>
@@ -2463,7 +2457,7 @@
     </w:p>
     <w:p>
       <w:pPr>
-        <w:shd w:fill="F2F2F2" w:val="clear"/>
+        <w:shd w:fill="F0F0E8" w:val="clear"/>
         <w:spacing w:after="0"/>
       </w:pPr>
       <w:r>
@@ -2477,7 +2471,7 @@
     </w:p>
     <w:p>
       <w:pPr>
-        <w:shd w:fill="F2F2F2" w:val="clear"/>
+        <w:shd w:fill="F0F0E8" w:val="clear"/>
         <w:spacing w:after="0"/>
       </w:pPr>
       <w:r>
@@ -2491,7 +2485,7 @@
     </w:p>
     <w:p>
       <w:pPr>
-        <w:shd w:fill="F2F2F2" w:val="clear"/>
+        <w:shd w:fill="F0F0E8" w:val="clear"/>
         <w:spacing w:after="0"/>
       </w:pPr>
       <w:r>
@@ -2505,7 +2499,7 @@
     </w:p>
     <w:p>
       <w:pPr>
-        <w:shd w:fill="F2F2F2" w:val="clear"/>
+        <w:shd w:fill="F0F0E8" w:val="clear"/>
         <w:spacing w:after="0"/>
       </w:pPr>
       <w:r>
@@ -2519,7 +2513,7 @@
     </w:p>
     <w:p>
       <w:pPr>
-        <w:shd w:fill="F2F2F2" w:val="clear"/>
+        <w:shd w:fill="F0F0E8" w:val="clear"/>
         <w:spacing w:after="0"/>
       </w:pPr>
       <w:r>
@@ -2533,7 +2527,7 @@
     </w:p>
     <w:p>
       <w:pPr>
-        <w:shd w:fill="F2F2F2" w:val="clear"/>
+        <w:shd w:fill="F0F0E8" w:val="clear"/>
         <w:spacing w:after="0"/>
       </w:pPr>
       <w:r>
@@ -2547,7 +2541,7 @@
     </w:p>
     <w:p>
       <w:pPr>
-        <w:shd w:fill="F2F2F2" w:val="clear"/>
+        <w:shd w:fill="F0F0E8" w:val="clear"/>
         <w:spacing w:after="0"/>
       </w:pPr>
       <w:r>
@@ -2561,7 +2555,7 @@
     </w:p>
     <w:p>
       <w:pPr>
-        <w:shd w:fill="F2F2F2" w:val="clear"/>
+        <w:shd w:fill="F0F0E8" w:val="clear"/>
         <w:spacing w:after="0"/>
       </w:pPr>
       <w:r>
@@ -2575,7 +2569,7 @@
     </w:p>
     <w:p>
       <w:pPr>
-        <w:shd w:fill="F2F2F2" w:val="clear"/>
+        <w:shd w:fill="F0F0E8" w:val="clear"/>
         <w:spacing w:after="0"/>
       </w:pPr>
       <w:r>
@@ -2589,7 +2583,7 @@
     </w:p>
     <w:p>
       <w:pPr>
-        <w:shd w:fill="F2F2F2" w:val="clear"/>
+        <w:shd w:fill="F0F0E8" w:val="clear"/>
         <w:spacing w:after="0"/>
       </w:pPr>
       <w:r>
@@ -2603,7 +2597,7 @@
     </w:p>
     <w:p>
       <w:pPr>
-        <w:shd w:fill="F2F2F2" w:val="clear"/>
+        <w:shd w:fill="F0F0E8" w:val="clear"/>
         <w:spacing w:after="0"/>
       </w:pPr>
       <w:r>
@@ -2617,7 +2611,7 @@
     </w:p>
     <w:p>
       <w:pPr>
-        <w:shd w:fill="F2F2F2" w:val="clear"/>
+        <w:shd w:fill="F0F0E8" w:val="clear"/>
         <w:spacing w:after="0"/>
       </w:pPr>
       <w:r>
@@ -2631,7 +2625,7 @@
     </w:p>
     <w:p>
       <w:pPr>
-        <w:shd w:fill="F2F2F2" w:val="clear"/>
+        <w:shd w:fill="F0F0E8" w:val="clear"/>
         <w:spacing w:after="0"/>
       </w:pPr>
       <w:r>
@@ -2645,7 +2639,7 @@
     </w:p>
     <w:p>
       <w:pPr>
-        <w:shd w:fill="F2F2F2" w:val="clear"/>
+        <w:shd w:fill="F0F0E8" w:val="clear"/>
         <w:spacing w:after="0"/>
       </w:pPr>
       <w:r>
@@ -2659,7 +2653,7 @@
     </w:p>
     <w:p>
       <w:pPr>
-        <w:shd w:fill="F2F2F2" w:val="clear"/>
+        <w:shd w:fill="F0F0E8" w:val="clear"/>
         <w:spacing w:after="0"/>
       </w:pPr>
       <w:r>
@@ -2673,7 +2667,7 @@
     </w:p>
     <w:p>
       <w:pPr>
-        <w:shd w:fill="F2F2F2" w:val="clear"/>
+        <w:shd w:fill="F0F0E8" w:val="clear"/>
         <w:spacing w:after="0"/>
       </w:pPr>
       <w:r>
@@ -2687,7 +2681,7 @@
     </w:p>
     <w:p>
       <w:pPr>
-        <w:shd w:fill="F2F2F2" w:val="clear"/>
+        <w:shd w:fill="F0F0E8" w:val="clear"/>
         <w:spacing w:after="0"/>
       </w:pPr>
       <w:r>
@@ -2701,7 +2695,7 @@
     </w:p>
     <w:p>
       <w:pPr>
-        <w:shd w:fill="F2F2F2" w:val="clear"/>
+        <w:shd w:fill="F0F0E8" w:val="clear"/>
         <w:spacing w:after="0"/>
       </w:pPr>
       <w:r>
@@ -2715,7 +2709,7 @@
     </w:p>
     <w:p>
       <w:pPr>
-        <w:shd w:fill="F2F2F2" w:val="clear"/>
+        <w:shd w:fill="F0F0E8" w:val="clear"/>
         <w:spacing w:after="0"/>
       </w:pPr>
       <w:r>
@@ -2729,7 +2723,7 @@
     </w:p>
     <w:p>
       <w:pPr>
-        <w:shd w:fill="F2F2F2" w:val="clear"/>
+        <w:shd w:fill="F0F0E8" w:val="clear"/>
         <w:spacing w:after="0"/>
       </w:pPr>
       <w:r>
@@ -2743,7 +2737,7 @@
     </w:p>
     <w:p>
       <w:pPr>
-        <w:shd w:fill="F2F2F2" w:val="clear"/>
+        <w:shd w:fill="F0F0E8" w:val="clear"/>
         <w:spacing w:after="0"/>
       </w:pPr>
       <w:r>
@@ -2757,7 +2751,7 @@
     </w:p>
     <w:p>
       <w:pPr>
-        <w:shd w:fill="F2F2F2" w:val="clear"/>
+        <w:shd w:fill="F0F0E8" w:val="clear"/>
         <w:spacing w:after="0"/>
       </w:pPr>
       <w:r>
@@ -2771,7 +2765,7 @@
     </w:p>
     <w:p>
       <w:pPr>
-        <w:shd w:fill="F2F2F2" w:val="clear"/>
+        <w:shd w:fill="F0F0E8" w:val="clear"/>
         <w:spacing w:after="0"/>
       </w:pPr>
       <w:r>
@@ -2785,7 +2779,7 @@
     </w:p>
     <w:p>
       <w:pPr>
-        <w:shd w:fill="F2F2F2" w:val="clear"/>
+        <w:shd w:fill="F0F0E8" w:val="clear"/>
         <w:spacing w:after="0"/>
       </w:pPr>
       <w:r>
@@ -2799,7 +2793,7 @@
     </w:p>
     <w:p>
       <w:pPr>
-        <w:shd w:fill="F2F2F2" w:val="clear"/>
+        <w:shd w:fill="F0F0E8" w:val="clear"/>
         <w:spacing w:after="0"/>
       </w:pPr>
       <w:r>
@@ -2813,7 +2807,7 @@
     </w:p>
     <w:p>
       <w:pPr>
-        <w:shd w:fill="F2F2F2" w:val="clear"/>
+        <w:shd w:fill="F0F0E8" w:val="clear"/>
         <w:spacing w:after="0"/>
       </w:pPr>
       <w:r>
@@ -2827,7 +2821,7 @@
     </w:p>
     <w:p>
       <w:pPr>
-        <w:shd w:fill="F2F2F2" w:val="clear"/>
+        <w:shd w:fill="F0F0E8" w:val="clear"/>
         <w:spacing w:after="0"/>
       </w:pPr>
       <w:r>
@@ -2841,7 +2835,7 @@
     </w:p>
     <w:p>
       <w:pPr>
-        <w:shd w:fill="F2F2F2" w:val="clear"/>
+        <w:shd w:fill="F0F0E8" w:val="clear"/>
         <w:spacing w:after="0"/>
       </w:pPr>
       <w:r>
@@ -2855,7 +2849,7 @@
     </w:p>
     <w:p>
       <w:pPr>
-        <w:shd w:fill="F2F2F2" w:val="clear"/>
+        <w:shd w:fill="F0F0E8" w:val="clear"/>
         <w:spacing w:after="0"/>
       </w:pPr>
       <w:r>
@@ -2869,7 +2863,7 @@
     </w:p>
     <w:p>
       <w:pPr>
-        <w:shd w:fill="F2F2F2" w:val="clear"/>
+        <w:shd w:fill="F0F0E8" w:val="clear"/>
         <w:spacing w:after="0"/>
       </w:pPr>
       <w:r>
@@ -2883,7 +2877,7 @@
     </w:p>
     <w:p>
       <w:pPr>
-        <w:shd w:fill="F2F2F2" w:val="clear"/>
+        <w:shd w:fill="F0F0E8" w:val="clear"/>
         <w:spacing w:after="0"/>
       </w:pPr>
       <w:r>
@@ -2897,7 +2891,7 @@
     </w:p>
     <w:p>
       <w:pPr>
-        <w:shd w:fill="F2F2F2" w:val="clear"/>
+        <w:shd w:fill="F0F0E8" w:val="clear"/>
         <w:spacing w:after="0"/>
       </w:pPr>
       <w:r>
@@ -2911,7 +2905,7 @@
     </w:p>
     <w:p>
       <w:pPr>
-        <w:shd w:fill="F2F2F2" w:val="clear"/>
+        <w:shd w:fill="F0F0E8" w:val="clear"/>
         <w:spacing w:after="0"/>
       </w:pPr>
       <w:r>
@@ -2925,7 +2919,7 @@
     </w:p>
     <w:p>
       <w:pPr>
-        <w:shd w:fill="F2F2F2" w:val="clear"/>
+        <w:shd w:fill="F0F0E8" w:val="clear"/>
         <w:spacing w:after="0"/>
       </w:pPr>
       <w:r>
@@ -2939,7 +2933,7 @@
     </w:p>
     <w:p>
       <w:pPr>
-        <w:shd w:fill="F2F2F2" w:val="clear"/>
+        <w:shd w:fill="F0F0E8" w:val="clear"/>
         <w:spacing w:after="0"/>
       </w:pPr>
       <w:r>
@@ -2953,7 +2947,7 @@
     </w:p>
     <w:p>
       <w:pPr>
-        <w:shd w:fill="F2F2F2" w:val="clear"/>
+        <w:shd w:fill="F0F0E8" w:val="clear"/>
         <w:spacing w:after="0"/>
       </w:pPr>
       <w:r>
@@ -2967,7 +2961,7 @@
     </w:p>
     <w:p>
       <w:pPr>
-        <w:shd w:fill="F2F2F2" w:val="clear"/>
+        <w:shd w:fill="F0F0E8" w:val="clear"/>
         <w:spacing w:after="0"/>
       </w:pPr>
       <w:r>
@@ -2981,7 +2975,7 @@
     </w:p>
     <w:p>
       <w:pPr>
-        <w:shd w:fill="F2F2F2" w:val="clear"/>
+        <w:shd w:fill="F0F0E8" w:val="clear"/>
         <w:spacing w:after="0"/>
       </w:pPr>
       <w:r>
@@ -2995,7 +2989,7 @@
     </w:p>
     <w:p>
       <w:pPr>
-        <w:shd w:fill="F2F2F2" w:val="clear"/>
+        <w:shd w:fill="F0F0E8" w:val="clear"/>
         <w:spacing w:after="0"/>
       </w:pPr>
       <w:r>
@@ -3009,7 +3003,7 @@
     </w:p>
     <w:p>
       <w:pPr>
-        <w:shd w:fill="F2F2F2" w:val="clear"/>
+        <w:shd w:fill="F0F0E8" w:val="clear"/>
         <w:spacing w:after="0"/>
       </w:pPr>
       <w:r>
@@ -3023,7 +3017,7 @@
     </w:p>
     <w:p>
       <w:pPr>
-        <w:shd w:fill="F2F2F2" w:val="clear"/>
+        <w:shd w:fill="F0F0E8" w:val="clear"/>
         <w:spacing w:after="0"/>
       </w:pPr>
       <w:r>
@@ -3037,7 +3031,7 @@
     </w:p>
     <w:p>
       <w:pPr>
-        <w:shd w:fill="F2F2F2" w:val="clear"/>
+        <w:shd w:fill="F0F0E8" w:val="clear"/>
         <w:spacing w:after="0"/>
       </w:pPr>
       <w:r>
@@ -3051,7 +3045,7 @@
     </w:p>
     <w:p>
       <w:pPr>
-        <w:shd w:fill="F2F2F2" w:val="clear"/>
+        <w:shd w:fill="F0F0E8" w:val="clear"/>
         <w:spacing w:after="0"/>
       </w:pPr>
       <w:r>
@@ -3065,7 +3059,7 @@
     </w:p>
     <w:p>
       <w:pPr>
-        <w:shd w:fill="F2F2F2" w:val="clear"/>
+        <w:shd w:fill="F0F0E8" w:val="clear"/>
         <w:spacing w:after="0"/>
       </w:pPr>
       <w:r>
@@ -3079,7 +3073,7 @@
     </w:p>
     <w:p>
       <w:pPr>
-        <w:shd w:fill="F2F2F2" w:val="clear"/>
+        <w:shd w:fill="F0F0E8" w:val="clear"/>
         <w:spacing w:after="0"/>
       </w:pPr>
       <w:r>
@@ -3093,7 +3087,7 @@
     </w:p>
     <w:p>
       <w:pPr>
-        <w:shd w:fill="F2F2F2" w:val="clear"/>
+        <w:shd w:fill="F0F0E8" w:val="clear"/>
         <w:spacing w:after="0"/>
       </w:pPr>
       <w:r>
@@ -3107,7 +3101,7 @@
     </w:p>
     <w:p>
       <w:pPr>
-        <w:shd w:fill="F2F2F2" w:val="clear"/>
+        <w:shd w:fill="F0F0E8" w:val="clear"/>
         <w:spacing w:after="0"/>
       </w:pPr>
       <w:r>
@@ -3121,7 +3115,7 @@
     </w:p>
     <w:p>
       <w:pPr>
-        <w:shd w:fill="F2F2F2" w:val="clear"/>
+        <w:shd w:fill="F0F0E8" w:val="clear"/>
         <w:spacing w:after="0"/>
       </w:pPr>
       <w:r>
@@ -3135,7 +3129,7 @@
     </w:p>
     <w:p>
       <w:pPr>
-        <w:shd w:fill="F2F2F2" w:val="clear"/>
+        <w:shd w:fill="F0F0E8" w:val="clear"/>
         <w:spacing w:after="0"/>
       </w:pPr>
       <w:r>
@@ -3149,7 +3143,7 @@
     </w:p>
     <w:p>
       <w:pPr>
-        <w:shd w:fill="F2F2F2" w:val="clear"/>
+        <w:shd w:fill="F0F0E8" w:val="clear"/>
         <w:spacing w:after="0"/>
       </w:pPr>
       <w:r>
@@ -3163,7 +3157,7 @@
     </w:p>
     <w:p>
       <w:pPr>
-        <w:shd w:fill="F2F2F2" w:val="clear"/>
+        <w:shd w:fill="F0F0E8" w:val="clear"/>
         <w:spacing w:after="0"/>
       </w:pPr>
       <w:r>
@@ -3177,7 +3171,7 @@
     </w:p>
     <w:p>
       <w:pPr>
-        <w:shd w:fill="F2F2F2" w:val="clear"/>
+        <w:shd w:fill="F0F0E8" w:val="clear"/>
         <w:spacing w:after="0"/>
       </w:pPr>
       <w:r>
@@ -3191,7 +3185,7 @@
     </w:p>
     <w:p>
       <w:pPr>
-        <w:shd w:fill="F2F2F2" w:val="clear"/>
+        <w:shd w:fill="F0F0E8" w:val="clear"/>
         <w:spacing w:after="0"/>
       </w:pPr>
       <w:r>
@@ -3205,7 +3199,7 @@
     </w:p>
     <w:p>
       <w:pPr>
-        <w:shd w:fill="F2F2F2" w:val="clear"/>
+        <w:shd w:fill="F0F0E8" w:val="clear"/>
         <w:spacing w:after="0"/>
       </w:pPr>
       <w:r>
@@ -3219,7 +3213,7 @@
     </w:p>
     <w:p>
       <w:pPr>
-        <w:shd w:fill="F2F2F2" w:val="clear"/>
+        <w:shd w:fill="F0F0E8" w:val="clear"/>
         <w:spacing w:after="0"/>
       </w:pPr>
       <w:r>
@@ -3249,7 +3243,7 @@
     </w:p>
     <w:p>
       <w:pPr>
-        <w:shd w:fill="F2F2F2" w:val="clear"/>
+        <w:shd w:fill="F0F0E8" w:val="clear"/>
         <w:spacing w:after="0"/>
       </w:pPr>
       <w:r>
@@ -3263,7 +3257,7 @@
     </w:p>
     <w:p>
       <w:pPr>
-        <w:shd w:fill="F2F2F2" w:val="clear"/>
+        <w:shd w:fill="F0F0E8" w:val="clear"/>
         <w:spacing w:after="0"/>
       </w:pPr>
       <w:r>
@@ -3277,7 +3271,7 @@
     </w:p>
     <w:p>
       <w:pPr>
-        <w:shd w:fill="F2F2F2" w:val="clear"/>
+        <w:shd w:fill="F0F0E8" w:val="clear"/>
         <w:spacing w:after="0"/>
       </w:pPr>
       <w:r>
@@ -3291,7 +3285,7 @@
     </w:p>
     <w:p>
       <w:pPr>
-        <w:shd w:fill="F2F2F2" w:val="clear"/>
+        <w:shd w:fill="F0F0E8" w:val="clear"/>
         <w:spacing w:after="0"/>
       </w:pPr>
       <w:r>
@@ -3305,7 +3299,7 @@
     </w:p>
     <w:p>
       <w:pPr>
-        <w:shd w:fill="F2F2F2" w:val="clear"/>
+        <w:shd w:fill="F0F0E8" w:val="clear"/>
         <w:spacing w:after="0"/>
       </w:pPr>
       <w:r>
@@ -3319,7 +3313,7 @@
     </w:p>
     <w:p>
       <w:pPr>
-        <w:shd w:fill="F2F2F2" w:val="clear"/>
+        <w:shd w:fill="F0F0E8" w:val="clear"/>
         <w:spacing w:after="0"/>
       </w:pPr>
       <w:r>
@@ -3333,7 +3327,7 @@
     </w:p>
     <w:p>
       <w:pPr>
-        <w:shd w:fill="F2F2F2" w:val="clear"/>
+        <w:shd w:fill="F0F0E8" w:val="clear"/>
         <w:spacing w:after="0"/>
       </w:pPr>
       <w:r>
@@ -3347,7 +3341,7 @@
     </w:p>
     <w:p>
       <w:pPr>
-        <w:shd w:fill="F2F2F2" w:val="clear"/>
+        <w:shd w:fill="F0F0E8" w:val="clear"/>
         <w:spacing w:after="0"/>
       </w:pPr>
       <w:r>
@@ -3361,7 +3355,7 @@
     </w:p>
     <w:p>
       <w:pPr>
-        <w:shd w:fill="F2F2F2" w:val="clear"/>
+        <w:shd w:fill="F0F0E8" w:val="clear"/>
         <w:spacing w:after="0"/>
       </w:pPr>
       <w:r>
@@ -3375,7 +3369,7 @@
     </w:p>
     <w:p>
       <w:pPr>
-        <w:shd w:fill="F2F2F2" w:val="clear"/>
+        <w:shd w:fill="F0F0E8" w:val="clear"/>
         <w:spacing w:after="0"/>
       </w:pPr>
       <w:r>
@@ -3389,7 +3383,7 @@
     </w:p>
     <w:p>
       <w:pPr>
-        <w:shd w:fill="F2F2F2" w:val="clear"/>
+        <w:shd w:fill="F0F0E8" w:val="clear"/>
         <w:spacing w:after="0"/>
       </w:pPr>
       <w:r>
@@ -3403,7 +3397,7 @@
     </w:p>
     <w:p>
       <w:pPr>
-        <w:shd w:fill="F2F2F2" w:val="clear"/>
+        <w:shd w:fill="F0F0E8" w:val="clear"/>
         <w:spacing w:after="0"/>
       </w:pPr>
       <w:r>
@@ -3417,7 +3411,7 @@
     </w:p>
     <w:p>
       <w:pPr>
-        <w:shd w:fill="F2F2F2" w:val="clear"/>
+        <w:shd w:fill="F0F0E8" w:val="clear"/>
         <w:spacing w:after="0"/>
       </w:pPr>
       <w:r>
@@ -3431,7 +3425,7 @@
     </w:p>
     <w:p>
       <w:pPr>
-        <w:shd w:fill="F2F2F2" w:val="clear"/>
+        <w:shd w:fill="F0F0E8" w:val="clear"/>
         <w:spacing w:after="0"/>
       </w:pPr>
       <w:r>
@@ -3445,7 +3439,7 @@
     </w:p>
     <w:p>
       <w:pPr>
-        <w:shd w:fill="F2F2F2" w:val="clear"/>
+        <w:shd w:fill="F0F0E8" w:val="clear"/>
         <w:spacing w:after="0"/>
       </w:pPr>
       <w:r>
@@ -3459,7 +3453,7 @@
     </w:p>
     <w:p>
       <w:pPr>
-        <w:shd w:fill="F2F2F2" w:val="clear"/>
+        <w:shd w:fill="F0F0E8" w:val="clear"/>
         <w:spacing w:after="0"/>
       </w:pPr>
       <w:r>
@@ -3473,7 +3467,7 @@
     </w:p>
     <w:p>
       <w:pPr>
-        <w:shd w:fill="F2F2F2" w:val="clear"/>
+        <w:shd w:fill="F0F0E8" w:val="clear"/>
         <w:spacing w:after="0"/>
       </w:pPr>
       <w:r>
@@ -3487,7 +3481,7 @@
     </w:p>
     <w:p>
       <w:pPr>
-        <w:shd w:fill="F2F2F2" w:val="clear"/>
+        <w:shd w:fill="F0F0E8" w:val="clear"/>
         <w:spacing w:after="0"/>
       </w:pPr>
       <w:r>
@@ -3501,7 +3495,7 @@
     </w:p>
     <w:p>
       <w:pPr>
-        <w:shd w:fill="F2F2F2" w:val="clear"/>
+        <w:shd w:fill="F0F0E8" w:val="clear"/>
         <w:spacing w:after="0"/>
       </w:pPr>
       <w:r>
@@ -3515,7 +3509,7 @@
     </w:p>
     <w:p>
       <w:pPr>
-        <w:shd w:fill="F2F2F2" w:val="clear"/>
+        <w:shd w:fill="F0F0E8" w:val="clear"/>
         <w:spacing w:after="0"/>
       </w:pPr>
       <w:r>
@@ -3529,7 +3523,7 @@
     </w:p>
     <w:p>
       <w:pPr>
-        <w:shd w:fill="F2F2F2" w:val="clear"/>
+        <w:shd w:fill="F0F0E8" w:val="clear"/>
         <w:spacing w:after="0"/>
       </w:pPr>
       <w:r>
@@ -3543,7 +3537,7 @@
     </w:p>
     <w:p>
       <w:pPr>
-        <w:shd w:fill="F2F2F2" w:val="clear"/>
+        <w:shd w:fill="F0F0E8" w:val="clear"/>
         <w:spacing w:after="0"/>
       </w:pPr>
       <w:r>
@@ -3557,7 +3551,7 @@
     </w:p>
     <w:p>
       <w:pPr>
-        <w:shd w:fill="F2F2F2" w:val="clear"/>
+        <w:shd w:fill="F0F0E8" w:val="clear"/>
         <w:spacing w:after="0"/>
       </w:pPr>
       <w:r>
@@ -3571,7 +3565,7 @@
     </w:p>
     <w:p>
       <w:pPr>
-        <w:shd w:fill="F2F2F2" w:val="clear"/>
+        <w:shd w:fill="F0F0E8" w:val="clear"/>
         <w:spacing w:after="0"/>
       </w:pPr>
       <w:r>
@@ -3585,7 +3579,7 @@
     </w:p>
     <w:p>
       <w:pPr>
-        <w:shd w:fill="F2F2F2" w:val="clear"/>
+        <w:shd w:fill="F0F0E8" w:val="clear"/>
         <w:spacing w:after="0"/>
       </w:pPr>
       <w:r>
@@ -3599,7 +3593,7 @@
     </w:p>
     <w:p>
       <w:pPr>
-        <w:shd w:fill="F2F2F2" w:val="clear"/>
+        <w:shd w:fill="F0F0E8" w:val="clear"/>
         <w:spacing w:after="0"/>
       </w:pPr>
       <w:r>
@@ -3613,7 +3607,7 @@
     </w:p>
     <w:p>
       <w:pPr>
-        <w:shd w:fill="F2F2F2" w:val="clear"/>
+        <w:shd w:fill="F0F0E8" w:val="clear"/>
         <w:spacing w:after="0"/>
       </w:pPr>
       <w:r>
@@ -3627,7 +3621,7 @@
     </w:p>
     <w:p>
       <w:pPr>
-        <w:shd w:fill="F2F2F2" w:val="clear"/>
+        <w:shd w:fill="F0F0E8" w:val="clear"/>
         <w:spacing w:after="0"/>
       </w:pPr>
       <w:r>
@@ -3641,7 +3635,7 @@
     </w:p>
     <w:p>
       <w:pPr>
-        <w:shd w:fill="F2F2F2" w:val="clear"/>
+        <w:shd w:fill="F0F0E8" w:val="clear"/>
         <w:spacing w:after="0"/>
       </w:pPr>
       <w:r>
@@ -3655,7 +3649,7 @@
     </w:p>
     <w:p>
       <w:pPr>
-        <w:shd w:fill="F2F2F2" w:val="clear"/>
+        <w:shd w:fill="F0F0E8" w:val="clear"/>
         <w:spacing w:after="0"/>
       </w:pPr>
       <w:r>
@@ -3669,7 +3663,7 @@
     </w:p>
     <w:p>
       <w:pPr>
-        <w:shd w:fill="F2F2F2" w:val="clear"/>
+        <w:shd w:fill="F0F0E8" w:val="clear"/>
         <w:spacing w:after="0"/>
       </w:pPr>
       <w:r>
@@ -3683,7 +3677,7 @@
     </w:p>
     <w:p>
       <w:pPr>
-        <w:shd w:fill="F2F2F2" w:val="clear"/>
+        <w:shd w:fill="F0F0E8" w:val="clear"/>
         <w:spacing w:after="0"/>
       </w:pPr>
       <w:r>
@@ -3697,7 +3691,7 @@
     </w:p>
     <w:p>
       <w:pPr>
-        <w:shd w:fill="F2F2F2" w:val="clear"/>
+        <w:shd w:fill="F0F0E8" w:val="clear"/>
         <w:spacing w:after="0"/>
       </w:pPr>
       <w:r>
@@ -3711,7 +3705,7 @@
     </w:p>
     <w:p>
       <w:pPr>
-        <w:shd w:fill="F2F2F2" w:val="clear"/>
+        <w:shd w:fill="F0F0E8" w:val="clear"/>
         <w:spacing w:after="0"/>
       </w:pPr>
       <w:r>
@@ -3725,7 +3719,7 @@
     </w:p>
     <w:p>
       <w:pPr>
-        <w:shd w:fill="F2F2F2" w:val="clear"/>
+        <w:shd w:fill="F0F0E8" w:val="clear"/>
         <w:spacing w:after="0"/>
       </w:pPr>
       <w:r>
@@ -3739,7 +3733,7 @@
     </w:p>
     <w:p>
       <w:pPr>
-        <w:shd w:fill="F2F2F2" w:val="clear"/>
+        <w:shd w:fill="F0F0E8" w:val="clear"/>
         <w:spacing w:after="0"/>
       </w:pPr>
       <w:r>
@@ -3753,7 +3747,7 @@
     </w:p>
     <w:p>
       <w:pPr>
-        <w:shd w:fill="F2F2F2" w:val="clear"/>
+        <w:shd w:fill="F0F0E8" w:val="clear"/>
         <w:spacing w:after="0"/>
       </w:pPr>
       <w:r>
@@ -3767,7 +3761,7 @@
     </w:p>
     <w:p>
       <w:pPr>
-        <w:shd w:fill="F2F2F2" w:val="clear"/>
+        <w:shd w:fill="F0F0E8" w:val="clear"/>
         <w:spacing w:after="0"/>
       </w:pPr>
       <w:r>
@@ -3781,7 +3775,7 @@
     </w:p>
     <w:p>
       <w:pPr>
-        <w:shd w:fill="F2F2F2" w:val="clear"/>
+        <w:shd w:fill="F0F0E8" w:val="clear"/>
         <w:spacing w:after="0"/>
       </w:pPr>
       <w:r>
@@ -3795,7 +3789,7 @@
     </w:p>
     <w:p>
       <w:pPr>
-        <w:shd w:fill="F2F2F2" w:val="clear"/>
+        <w:shd w:fill="F0F0E8" w:val="clear"/>
         <w:spacing w:after="0"/>
       </w:pPr>
       <w:r>
@@ -3809,7 +3803,7 @@
     </w:p>
     <w:p>
       <w:pPr>
-        <w:shd w:fill="F2F2F2" w:val="clear"/>
+        <w:shd w:fill="F0F0E8" w:val="clear"/>
         <w:spacing w:after="0"/>
       </w:pPr>
       <w:r>
@@ -3823,7 +3817,7 @@
     </w:p>
     <w:p>
       <w:pPr>
-        <w:shd w:fill="F2F2F2" w:val="clear"/>
+        <w:shd w:fill="F0F0E8" w:val="clear"/>
         <w:spacing w:after="0"/>
       </w:pPr>
       <w:r>
@@ -3837,7 +3831,7 @@
     </w:p>
     <w:p>
       <w:pPr>
-        <w:shd w:fill="F2F2F2" w:val="clear"/>
+        <w:shd w:fill="F0F0E8" w:val="clear"/>
         <w:spacing w:after="0"/>
       </w:pPr>
       <w:r>
@@ -3851,7 +3845,7 @@
     </w:p>
     <w:p>
       <w:pPr>
-        <w:shd w:fill="F2F2F2" w:val="clear"/>
+        <w:shd w:fill="F0F0E8" w:val="clear"/>
         <w:spacing w:after="0"/>
       </w:pPr>
       <w:r>
@@ -3865,7 +3859,7 @@
     </w:p>
     <w:p>
       <w:pPr>
-        <w:shd w:fill="F2F2F2" w:val="clear"/>
+        <w:shd w:fill="F0F0E8" w:val="clear"/>
         <w:spacing w:after="0"/>
       </w:pPr>
       <w:r>
@@ -3879,7 +3873,7 @@
     </w:p>
     <w:p>
       <w:pPr>
-        <w:shd w:fill="F2F2F2" w:val="clear"/>
+        <w:shd w:fill="F0F0E8" w:val="clear"/>
         <w:spacing w:after="0"/>
       </w:pPr>
       <w:r>
@@ -3893,7 +3887,7 @@
     </w:p>
     <w:p>
       <w:pPr>
-        <w:shd w:fill="F2F2F2" w:val="clear"/>
+        <w:shd w:fill="F0F0E8" w:val="clear"/>
         <w:spacing w:after="0"/>
       </w:pPr>
       <w:r>
@@ -3907,7 +3901,7 @@
     </w:p>
     <w:p>
       <w:pPr>
-        <w:shd w:fill="F2F2F2" w:val="clear"/>
+        <w:shd w:fill="F0F0E8" w:val="clear"/>
         <w:spacing w:after="0"/>
       </w:pPr>
       <w:r>
@@ -3921,7 +3915,7 @@
     </w:p>
     <w:p>
       <w:pPr>
-        <w:shd w:fill="F2F2F2" w:val="clear"/>
+        <w:shd w:fill="F0F0E8" w:val="clear"/>
         <w:spacing w:after="0"/>
       </w:pPr>
       <w:r>
@@ -3935,7 +3929,7 @@
     </w:p>
     <w:p>
       <w:pPr>
-        <w:shd w:fill="F2F2F2" w:val="clear"/>
+        <w:shd w:fill="F0F0E8" w:val="clear"/>
         <w:spacing w:after="0"/>
       </w:pPr>
       <w:r>
@@ -3949,7 +3943,7 @@
     </w:p>
     <w:p>
       <w:pPr>
-        <w:shd w:fill="F2F2F2" w:val="clear"/>
+        <w:shd w:fill="F0F0E8" w:val="clear"/>
         <w:spacing w:after="0"/>
       </w:pPr>
       <w:r>
@@ -3963,7 +3957,7 @@
     </w:p>
     <w:p>
       <w:pPr>
-        <w:shd w:fill="F2F2F2" w:val="clear"/>
+        <w:shd w:fill="F0F0E8" w:val="clear"/>
         <w:spacing w:after="0"/>
       </w:pPr>
       <w:r>
@@ -3977,7 +3971,7 @@
     </w:p>
     <w:p>
       <w:pPr>
-        <w:shd w:fill="F2F2F2" w:val="clear"/>
+        <w:shd w:fill="F0F0E8" w:val="clear"/>
         <w:spacing w:after="0"/>
       </w:pPr>
       <w:r>
@@ -3991,7 +3985,7 @@
     </w:p>
     <w:p>
       <w:pPr>
-        <w:shd w:fill="F2F2F2" w:val="clear"/>
+        <w:shd w:fill="F0F0E8" w:val="clear"/>
         <w:spacing w:after="0"/>
       </w:pPr>
       <w:r>
@@ -4005,7 +3999,7 @@
     </w:p>
     <w:p>
       <w:pPr>
-        <w:shd w:fill="F2F2F2" w:val="clear"/>
+        <w:shd w:fill="F0F0E8" w:val="clear"/>
         <w:spacing w:after="0"/>
       </w:pPr>
       <w:r>
@@ -4019,7 +4013,7 @@
     </w:p>
     <w:p>
       <w:pPr>
-        <w:shd w:fill="F2F2F2" w:val="clear"/>
+        <w:shd w:fill="F0F0E8" w:val="clear"/>
         <w:spacing w:after="0"/>
       </w:pPr>
       <w:r>
@@ -4033,7 +4027,7 @@
     </w:p>
     <w:p>
       <w:pPr>
-        <w:shd w:fill="F2F2F2" w:val="clear"/>
+        <w:shd w:fill="F0F0E8" w:val="clear"/>
         <w:spacing w:after="0"/>
       </w:pPr>
       <w:r>
@@ -4047,7 +4041,7 @@
     </w:p>
     <w:p>
       <w:pPr>
-        <w:shd w:fill="F2F2F2" w:val="clear"/>
+        <w:shd w:fill="F0F0E8" w:val="clear"/>
         <w:spacing w:after="0"/>
       </w:pPr>
       <w:r>
@@ -4061,7 +4055,7 @@
     </w:p>
     <w:p>
       <w:pPr>
-        <w:shd w:fill="F2F2F2" w:val="clear"/>
+        <w:shd w:fill="F0F0E8" w:val="clear"/>
         <w:spacing w:after="0"/>
       </w:pPr>
       <w:r>
@@ -4075,7 +4069,7 @@
     </w:p>
     <w:p>
       <w:pPr>
-        <w:shd w:fill="F2F2F2" w:val="clear"/>
+        <w:shd w:fill="F0F0E8" w:val="clear"/>
         <w:spacing w:after="0"/>
       </w:pPr>
       <w:r>
@@ -4089,7 +4083,7 @@
     </w:p>
     <w:p>
       <w:pPr>
-        <w:shd w:fill="F2F2F2" w:val="clear"/>
+        <w:shd w:fill="F0F0E8" w:val="clear"/>
         <w:spacing w:after="0"/>
       </w:pPr>
       <w:r>
@@ -4103,7 +4097,7 @@
     </w:p>
     <w:p>
       <w:pPr>
-        <w:shd w:fill="F2F2F2" w:val="clear"/>
+        <w:shd w:fill="F0F0E8" w:val="clear"/>
         <w:spacing w:after="0"/>
       </w:pPr>
       <w:r>
@@ -4117,7 +4111,7 @@
     </w:p>
     <w:p>
       <w:pPr>
-        <w:shd w:fill="F2F2F2" w:val="clear"/>
+        <w:shd w:fill="F0F0E8" w:val="clear"/>
         <w:spacing w:after="0"/>
       </w:pPr>
       <w:r>
@@ -4131,7 +4125,7 @@
     </w:p>
     <w:p>
       <w:pPr>
-        <w:shd w:fill="F2F2F2" w:val="clear"/>
+        <w:shd w:fill="F0F0E8" w:val="clear"/>
         <w:spacing w:after="0"/>
       </w:pPr>
       <w:r>
@@ -4145,7 +4139,7 @@
     </w:p>
     <w:p>
       <w:pPr>
-        <w:shd w:fill="F2F2F2" w:val="clear"/>
+        <w:shd w:fill="F0F0E8" w:val="clear"/>
         <w:spacing w:after="0"/>
       </w:pPr>
       <w:r>
@@ -4159,7 +4153,7 @@
     </w:p>
     <w:p>
       <w:pPr>
-        <w:shd w:fill="F2F2F2" w:val="clear"/>
+        <w:shd w:fill="F0F0E8" w:val="clear"/>
         <w:spacing w:after="0"/>
       </w:pPr>
       <w:r>
@@ -4173,7 +4167,7 @@
     </w:p>
     <w:p>
       <w:pPr>
-        <w:shd w:fill="F2F2F2" w:val="clear"/>
+        <w:shd w:fill="F0F0E8" w:val="clear"/>
         <w:spacing w:after="0"/>
       </w:pPr>
       <w:r>
@@ -4187,7 +4181,7 @@
     </w:p>
     <w:p>
       <w:pPr>
-        <w:shd w:fill="F2F2F2" w:val="clear"/>
+        <w:shd w:fill="F0F0E8" w:val="clear"/>
         <w:spacing w:after="0"/>
       </w:pPr>
       <w:r>
@@ -4201,7 +4195,7 @@
     </w:p>
     <w:p>
       <w:pPr>
-        <w:shd w:fill="F2F2F2" w:val="clear"/>
+        <w:shd w:fill="F0F0E8" w:val="clear"/>
         <w:spacing w:after="0"/>
       </w:pPr>
       <w:r>
@@ -4215,7 +4209,7 @@
     </w:p>
     <w:p>
       <w:pPr>
-        <w:shd w:fill="F2F2F2" w:val="clear"/>
+        <w:shd w:fill="F0F0E8" w:val="clear"/>
         <w:spacing w:after="0"/>
       </w:pPr>
       <w:r>
@@ -4229,7 +4223,7 @@
     </w:p>
     <w:p>
       <w:pPr>
-        <w:shd w:fill="F2F2F2" w:val="clear"/>
+        <w:shd w:fill="F0F0E8" w:val="clear"/>
         <w:spacing w:after="0"/>
       </w:pPr>
       <w:r>
@@ -4243,7 +4237,7 @@
     </w:p>
     <w:p>
       <w:pPr>
-        <w:shd w:fill="F2F2F2" w:val="clear"/>
+        <w:shd w:fill="F0F0E8" w:val="clear"/>
         <w:spacing w:after="0"/>
       </w:pPr>
       <w:r>
@@ -4257,7 +4251,7 @@
     </w:p>
     <w:p>
       <w:pPr>
-        <w:shd w:fill="F2F2F2" w:val="clear"/>
+        <w:shd w:fill="F0F0E8" w:val="clear"/>
         <w:spacing w:after="0"/>
       </w:pPr>
       <w:r>
@@ -4287,7 +4281,7 @@
     </w:p>
     <w:p>
       <w:pPr>
-        <w:shd w:fill="F2F2F2" w:val="clear"/>
+        <w:shd w:fill="F0F0E8" w:val="clear"/>
         <w:spacing w:after="0"/>
       </w:pPr>
       <w:r>
@@ -4301,7 +4295,7 @@
     </w:p>
     <w:p>
       <w:pPr>
-        <w:shd w:fill="F2F2F2" w:val="clear"/>
+        <w:shd w:fill="F0F0E8" w:val="clear"/>
         <w:spacing w:after="0"/>
       </w:pPr>
       <w:r>
@@ -4315,7 +4309,7 @@
     </w:p>
     <w:p>
       <w:pPr>
-        <w:shd w:fill="F2F2F2" w:val="clear"/>
+        <w:shd w:fill="F0F0E8" w:val="clear"/>
         <w:spacing w:after="0"/>
       </w:pPr>
       <w:r>
@@ -4329,7 +4323,7 @@
     </w:p>
     <w:p>
       <w:pPr>
-        <w:shd w:fill="F2F2F2" w:val="clear"/>
+        <w:shd w:fill="F0F0E8" w:val="clear"/>
         <w:spacing w:after="0"/>
       </w:pPr>
       <w:r>
@@ -4343,7 +4337,7 @@
     </w:p>
     <w:p>
       <w:pPr>
-        <w:shd w:fill="F2F2F2" w:val="clear"/>
+        <w:shd w:fill="F0F0E8" w:val="clear"/>
         <w:spacing w:after="0"/>
       </w:pPr>
       <w:r>
@@ -4357,7 +4351,7 @@
     </w:p>
     <w:p>
       <w:pPr>
-        <w:shd w:fill="F2F2F2" w:val="clear"/>
+        <w:shd w:fill="F0F0E8" w:val="clear"/>
         <w:spacing w:after="0"/>
       </w:pPr>
       <w:r>
@@ -4371,7 +4365,7 @@
     </w:p>
     <w:p>
       <w:pPr>
-        <w:shd w:fill="F2F2F2" w:val="clear"/>
+        <w:shd w:fill="F0F0E8" w:val="clear"/>
         <w:spacing w:after="0"/>
       </w:pPr>
       <w:r>
@@ -4385,7 +4379,7 @@
     </w:p>
     <w:p>
       <w:pPr>
-        <w:shd w:fill="F2F2F2" w:val="clear"/>
+        <w:shd w:fill="F0F0E8" w:val="clear"/>
         <w:spacing w:after="0"/>
       </w:pPr>
       <w:r>
@@ -4399,7 +4393,7 @@
     </w:p>
     <w:p>
       <w:pPr>
-        <w:shd w:fill="F2F2F2" w:val="clear"/>
+        <w:shd w:fill="F0F0E8" w:val="clear"/>
         <w:spacing w:after="0"/>
       </w:pPr>
       <w:r>
@@ -4413,7 +4407,7 @@
     </w:p>
     <w:p>
       <w:pPr>
-        <w:shd w:fill="F2F2F2" w:val="clear"/>
+        <w:shd w:fill="F0F0E8" w:val="clear"/>
         <w:spacing w:after="0"/>
       </w:pPr>
       <w:r>
@@ -4427,7 +4421,7 @@
     </w:p>
     <w:p>
       <w:pPr>
-        <w:shd w:fill="F2F2F2" w:val="clear"/>
+        <w:shd w:fill="F0F0E8" w:val="clear"/>
         <w:spacing w:after="0"/>
       </w:pPr>
       <w:r>
@@ -4441,7 +4435,7 @@
     </w:p>
     <w:p>
       <w:pPr>
-        <w:shd w:fill="F2F2F2" w:val="clear"/>
+        <w:shd w:fill="F0F0E8" w:val="clear"/>
         <w:spacing w:after="0"/>
       </w:pPr>
       <w:r>
@@ -4455,7 +4449,7 @@
     </w:p>
     <w:p>
       <w:pPr>
-        <w:shd w:fill="F2F2F2" w:val="clear"/>
+        <w:shd w:fill="F0F0E8" w:val="clear"/>
         <w:spacing w:after="0"/>
       </w:pPr>
       <w:r>
@@ -4469,7 +4463,7 @@
     </w:p>
     <w:p>
       <w:pPr>
-        <w:shd w:fill="F2F2F2" w:val="clear"/>
+        <w:shd w:fill="F0F0E8" w:val="clear"/>
         <w:spacing w:after="0"/>
       </w:pPr>
       <w:r>
@@ -4483,7 +4477,7 @@
     </w:p>
     <w:p>
       <w:pPr>
-        <w:shd w:fill="F2F2F2" w:val="clear"/>
+        <w:shd w:fill="F0F0E8" w:val="clear"/>
         <w:spacing w:after="0"/>
       </w:pPr>
       <w:r>
@@ -4497,7 +4491,7 @@
     </w:p>
     <w:p>
       <w:pPr>
-        <w:shd w:fill="F2F2F2" w:val="clear"/>
+        <w:shd w:fill="F0F0E8" w:val="clear"/>
         <w:spacing w:after="0"/>
       </w:pPr>
       <w:r>
@@ -4511,7 +4505,7 @@
     </w:p>
     <w:p>
       <w:pPr>
-        <w:shd w:fill="F2F2F2" w:val="clear"/>
+        <w:shd w:fill="F0F0E8" w:val="clear"/>
         <w:spacing w:after="0"/>
       </w:pPr>
       <w:r>
@@ -4525,7 +4519,7 @@
     </w:p>
     <w:p>
       <w:pPr>
-        <w:shd w:fill="F2F2F2" w:val="clear"/>
+        <w:shd w:fill="F0F0E8" w:val="clear"/>
         <w:spacing w:after="0"/>
       </w:pPr>
       <w:r>
@@ -4539,7 +4533,7 @@
     </w:p>
     <w:p>
       <w:pPr>
-        <w:shd w:fill="F2F2F2" w:val="clear"/>
+        <w:shd w:fill="F0F0E8" w:val="clear"/>
         <w:spacing w:after="0"/>
       </w:pPr>
       <w:r>
@@ -4553,7 +4547,7 @@
     </w:p>
     <w:p>
       <w:pPr>
-        <w:shd w:fill="F2F2F2" w:val="clear"/>
+        <w:shd w:fill="F0F0E8" w:val="clear"/>
         <w:spacing w:after="0"/>
       </w:pPr>
       <w:r>
@@ -4567,7 +4561,7 @@
     </w:p>
     <w:p>
       <w:pPr>
-        <w:shd w:fill="F2F2F2" w:val="clear"/>
+        <w:shd w:fill="F0F0E8" w:val="clear"/>
         <w:spacing w:after="0"/>
       </w:pPr>
       <w:r>
@@ -4581,7 +4575,7 @@
     </w:p>
     <w:p>
       <w:pPr>
-        <w:shd w:fill="F2F2F2" w:val="clear"/>
+        <w:shd w:fill="F0F0E8" w:val="clear"/>
         <w:spacing w:after="0"/>
       </w:pPr>
       <w:r>
@@ -4595,7 +4589,7 @@
     </w:p>
     <w:p>
       <w:pPr>
-        <w:shd w:fill="F2F2F2" w:val="clear"/>
+        <w:shd w:fill="F0F0E8" w:val="clear"/>
         <w:spacing w:after="0"/>
       </w:pPr>
       <w:r>
@@ -4609,7 +4603,7 @@
     </w:p>
     <w:p>
       <w:pPr>
-        <w:shd w:fill="F2F2F2" w:val="clear"/>
+        <w:shd w:fill="F0F0E8" w:val="clear"/>
         <w:spacing w:after="0"/>
       </w:pPr>
       <w:r>
@@ -4623,7 +4617,7 @@
     </w:p>
     <w:p>
       <w:pPr>
-        <w:shd w:fill="F2F2F2" w:val="clear"/>
+        <w:shd w:fill="F0F0E8" w:val="clear"/>
         <w:spacing w:after="0"/>
       </w:pPr>
       <w:r>
@@ -4637,7 +4631,7 @@
     </w:p>
     <w:p>
       <w:pPr>
-        <w:shd w:fill="F2F2F2" w:val="clear"/>
+        <w:shd w:fill="F0F0E8" w:val="clear"/>
         <w:spacing w:after="0"/>
       </w:pPr>
       <w:r>
@@ -4651,7 +4645,7 @@
     </w:p>
     <w:p>
       <w:pPr>
-        <w:shd w:fill="F2F2F2" w:val="clear"/>
+        <w:shd w:fill="F0F0E8" w:val="clear"/>
         <w:spacing w:after="0"/>
       </w:pPr>
       <w:r>
@@ -4665,7 +4659,7 @@
     </w:p>
     <w:p>
       <w:pPr>
-        <w:shd w:fill="F2F2F2" w:val="clear"/>
+        <w:shd w:fill="F0F0E8" w:val="clear"/>
         <w:spacing w:after="0"/>
       </w:pPr>
       <w:r>
@@ -4679,7 +4673,7 @@
     </w:p>
     <w:p>
       <w:pPr>
-        <w:shd w:fill="F2F2F2" w:val="clear"/>
+        <w:shd w:fill="F0F0E8" w:val="clear"/>
         <w:spacing w:after="0"/>
       </w:pPr>
       <w:r>
@@ -4693,7 +4687,7 @@
     </w:p>
     <w:p>
       <w:pPr>
-        <w:shd w:fill="F2F2F2" w:val="clear"/>
+        <w:shd w:fill="F0F0E8" w:val="clear"/>
         <w:spacing w:after="0"/>
       </w:pPr>
       <w:r>
@@ -4707,7 +4701,7 @@
     </w:p>
     <w:p>
       <w:pPr>
-        <w:shd w:fill="F2F2F2" w:val="clear"/>
+        <w:shd w:fill="F0F0E8" w:val="clear"/>
         <w:spacing w:after="0"/>
       </w:pPr>
       <w:r>
@@ -4721,7 +4715,7 @@
     </w:p>
     <w:p>
       <w:pPr>
-        <w:shd w:fill="F2F2F2" w:val="clear"/>
+        <w:shd w:fill="F0F0E8" w:val="clear"/>
         <w:spacing w:after="0"/>
       </w:pPr>
       <w:r>
@@ -4735,7 +4729,7 @@
     </w:p>
     <w:p>
       <w:pPr>
-        <w:shd w:fill="F2F2F2" w:val="clear"/>
+        <w:shd w:fill="F0F0E8" w:val="clear"/>
         <w:spacing w:after="0"/>
       </w:pPr>
       <w:r>
@@ -4749,7 +4743,7 @@
     </w:p>
     <w:p>
       <w:pPr>
-        <w:shd w:fill="F2F2F2" w:val="clear"/>
+        <w:shd w:fill="F0F0E8" w:val="clear"/>
         <w:spacing w:after="0"/>
       </w:pPr>
       <w:r>
@@ -4763,7 +4757,7 @@
     </w:p>
     <w:p>
       <w:pPr>
-        <w:shd w:fill="F2F2F2" w:val="clear"/>
+        <w:shd w:fill="F0F0E8" w:val="clear"/>
         <w:spacing w:after="0"/>
       </w:pPr>
       <w:r>
@@ -4777,7 +4771,7 @@
     </w:p>
     <w:p>
       <w:pPr>
-        <w:shd w:fill="F2F2F2" w:val="clear"/>
+        <w:shd w:fill="F0F0E8" w:val="clear"/>
         <w:spacing w:after="0"/>
       </w:pPr>
       <w:r>
@@ -4791,7 +4785,7 @@
     </w:p>
     <w:p>
       <w:pPr>
-        <w:shd w:fill="F2F2F2" w:val="clear"/>
+        <w:shd w:fill="F0F0E8" w:val="clear"/>
         <w:spacing w:after="0"/>
       </w:pPr>
       <w:r>
@@ -4805,7 +4799,7 @@
     </w:p>
     <w:p>
       <w:pPr>
-        <w:shd w:fill="F2F2F2" w:val="clear"/>
+        <w:shd w:fill="F0F0E8" w:val="clear"/>
         <w:spacing w:after="0"/>
       </w:pPr>
       <w:r>
@@ -4819,7 +4813,7 @@
     </w:p>
     <w:p>
       <w:pPr>
-        <w:shd w:fill="F2F2F2" w:val="clear"/>
+        <w:shd w:fill="F0F0E8" w:val="clear"/>
         <w:spacing w:after="0"/>
       </w:pPr>
       <w:r>
@@ -4833,7 +4827,7 @@
     </w:p>
     <w:p>
       <w:pPr>
-        <w:shd w:fill="F2F2F2" w:val="clear"/>
+        <w:shd w:fill="F0F0E8" w:val="clear"/>
         <w:spacing w:after="0"/>
       </w:pPr>
       <w:r>
@@ -4847,7 +4841,7 @@
     </w:p>
     <w:p>
       <w:pPr>
-        <w:shd w:fill="F2F2F2" w:val="clear"/>
+        <w:shd w:fill="F0F0E8" w:val="clear"/>
         <w:spacing w:after="0"/>
       </w:pPr>
       <w:r>
@@ -4861,7 +4855,7 @@
     </w:p>
     <w:p>
       <w:pPr>
-        <w:shd w:fill="F2F2F2" w:val="clear"/>
+        <w:shd w:fill="F0F0E8" w:val="clear"/>
         <w:spacing w:after="0"/>
       </w:pPr>
       <w:r>
@@ -4875,7 +4869,7 @@
     </w:p>
     <w:p>
       <w:pPr>
-        <w:shd w:fill="F2F2F2" w:val="clear"/>
+        <w:shd w:fill="F0F0E8" w:val="clear"/>
         <w:spacing w:after="0"/>
       </w:pPr>
       <w:r>
@@ -4889,7 +4883,7 @@
     </w:p>
     <w:p>
       <w:pPr>
-        <w:shd w:fill="F2F2F2" w:val="clear"/>
+        <w:shd w:fill="F0F0E8" w:val="clear"/>
         <w:spacing w:after="0"/>
       </w:pPr>
       <w:r>
@@ -4903,7 +4897,7 @@
     </w:p>
     <w:p>
       <w:pPr>
-        <w:shd w:fill="F2F2F2" w:val="clear"/>
+        <w:shd w:fill="F0F0E8" w:val="clear"/>
         <w:spacing w:after="0"/>
       </w:pPr>
       <w:r>
@@ -4917,7 +4911,7 @@
     </w:p>
     <w:p>
       <w:pPr>
-        <w:shd w:fill="F2F2F2" w:val="clear"/>
+        <w:shd w:fill="F0F0E8" w:val="clear"/>
         <w:spacing w:after="0"/>
       </w:pPr>
       <w:r>
@@ -4931,7 +4925,7 @@
     </w:p>
     <w:p>
       <w:pPr>
-        <w:shd w:fill="F2F2F2" w:val="clear"/>
+        <w:shd w:fill="F0F0E8" w:val="clear"/>
         <w:spacing w:after="0"/>
       </w:pPr>
       <w:r>
@@ -4945,7 +4939,7 @@
     </w:p>
     <w:p>
       <w:pPr>
-        <w:shd w:fill="F2F2F2" w:val="clear"/>
+        <w:shd w:fill="F0F0E8" w:val="clear"/>
         <w:spacing w:after="0"/>
       </w:pPr>
       <w:r>
@@ -4959,7 +4953,7 @@
     </w:p>
     <w:p>
       <w:pPr>
-        <w:shd w:fill="F2F2F2" w:val="clear"/>
+        <w:shd w:fill="F0F0E8" w:val="clear"/>
         <w:spacing w:after="0"/>
       </w:pPr>
       <w:r>
@@ -4973,7 +4967,7 @@
     </w:p>
     <w:p>
       <w:pPr>
-        <w:shd w:fill="F2F2F2" w:val="clear"/>
+        <w:shd w:fill="F0F0E8" w:val="clear"/>
         <w:spacing w:after="0"/>
       </w:pPr>
       <w:r>
@@ -4987,7 +4981,7 @@
     </w:p>
     <w:p>
       <w:pPr>
-        <w:shd w:fill="F2F2F2" w:val="clear"/>
+        <w:shd w:fill="F0F0E8" w:val="clear"/>
         <w:spacing w:after="0"/>
       </w:pPr>
       <w:r>
@@ -5001,7 +4995,7 @@
     </w:p>
     <w:p>
       <w:pPr>
-        <w:shd w:fill="F2F2F2" w:val="clear"/>
+        <w:shd w:fill="F0F0E8" w:val="clear"/>
         <w:spacing w:after="0"/>
       </w:pPr>
       <w:r>
@@ -5015,7 +5009,7 @@
     </w:p>
     <w:p>
       <w:pPr>
-        <w:shd w:fill="F2F2F2" w:val="clear"/>
+        <w:shd w:fill="F0F0E8" w:val="clear"/>
         <w:spacing w:after="0"/>
       </w:pPr>
       <w:r>
@@ -5029,7 +5023,7 @@
     </w:p>
     <w:p>
       <w:pPr>
-        <w:shd w:fill="F2F2F2" w:val="clear"/>
+        <w:shd w:fill="F0F0E8" w:val="clear"/>
         <w:spacing w:after="0"/>
       </w:pPr>
       <w:r>
@@ -5043,7 +5037,7 @@
     </w:p>
     <w:p>
       <w:pPr>
-        <w:shd w:fill="F2F2F2" w:val="clear"/>
+        <w:shd w:fill="F0F0E8" w:val="clear"/>
         <w:spacing w:after="0"/>
       </w:pPr>
       <w:r>
@@ -5057,7 +5051,7 @@
     </w:p>
     <w:p>
       <w:pPr>
-        <w:shd w:fill="F2F2F2" w:val="clear"/>
+        <w:shd w:fill="F0F0E8" w:val="clear"/>
         <w:spacing w:after="0"/>
       </w:pPr>
       <w:r>
@@ -5071,7 +5065,7 @@
     </w:p>
     <w:p>
       <w:pPr>
-        <w:shd w:fill="F2F2F2" w:val="clear"/>
+        <w:shd w:fill="F0F0E8" w:val="clear"/>
         <w:spacing w:after="0"/>
       </w:pPr>
       <w:r>
@@ -5085,7 +5079,7 @@
     </w:p>
     <w:p>
       <w:pPr>
-        <w:shd w:fill="F2F2F2" w:val="clear"/>
+        <w:shd w:fill="F0F0E8" w:val="clear"/>
         <w:spacing w:after="0"/>
       </w:pPr>
       <w:r>
@@ -5099,7 +5093,7 @@
     </w:p>
     <w:p>
       <w:pPr>
-        <w:shd w:fill="F2F2F2" w:val="clear"/>
+        <w:shd w:fill="F0F0E8" w:val="clear"/>
         <w:spacing w:after="0"/>
       </w:pPr>
       <w:r>
@@ -5113,7 +5107,7 @@
     </w:p>
     <w:p>
       <w:pPr>
-        <w:shd w:fill="F2F2F2" w:val="clear"/>
+        <w:shd w:fill="F0F0E8" w:val="clear"/>
         <w:spacing w:after="0"/>
       </w:pPr>
       <w:r>
@@ -5127,7 +5121,7 @@
     </w:p>
     <w:p>
       <w:pPr>
-        <w:shd w:fill="F2F2F2" w:val="clear"/>
+        <w:shd w:fill="F0F0E8" w:val="clear"/>
         <w:spacing w:after="0"/>
       </w:pPr>
       <w:r>
@@ -5141,7 +5135,7 @@
     </w:p>
     <w:p>
       <w:pPr>
-        <w:shd w:fill="F2F2F2" w:val="clear"/>
+        <w:shd w:fill="F0F0E8" w:val="clear"/>
         <w:spacing w:after="0"/>
       </w:pPr>
       <w:r>
@@ -5155,7 +5149,7 @@
     </w:p>
     <w:p>
       <w:pPr>
-        <w:shd w:fill="F2F2F2" w:val="clear"/>
+        <w:shd w:fill="F0F0E8" w:val="clear"/>
         <w:spacing w:after="0"/>
       </w:pPr>
       <w:r>
@@ -5169,7 +5163,7 @@
     </w:p>
     <w:p>
       <w:pPr>
-        <w:shd w:fill="F2F2F2" w:val="clear"/>
+        <w:shd w:fill="F0F0E8" w:val="clear"/>
         <w:spacing w:after="0"/>
       </w:pPr>
       <w:r>
@@ -5183,7 +5177,7 @@
     </w:p>
     <w:p>
       <w:pPr>
-        <w:shd w:fill="F2F2F2" w:val="clear"/>
+        <w:shd w:fill="F0F0E8" w:val="clear"/>
         <w:spacing w:after="0"/>
       </w:pPr>
       <w:r>
@@ -5197,7 +5191,7 @@
     </w:p>
     <w:p>
       <w:pPr>
-        <w:shd w:fill="F2F2F2" w:val="clear"/>
+        <w:shd w:fill="F0F0E8" w:val="clear"/>
         <w:spacing w:after="0"/>
       </w:pPr>
       <w:r>
@@ -5211,7 +5205,7 @@
     </w:p>
     <w:p>
       <w:pPr>
-        <w:shd w:fill="F2F2F2" w:val="clear"/>
+        <w:shd w:fill="F0F0E8" w:val="clear"/>
         <w:spacing w:after="0"/>
       </w:pPr>
       <w:r>
@@ -5225,7 +5219,7 @@
     </w:p>
     <w:p>
       <w:pPr>
-        <w:shd w:fill="F2F2F2" w:val="clear"/>
+        <w:shd w:fill="F0F0E8" w:val="clear"/>
         <w:spacing w:after="0"/>
       </w:pPr>
       <w:r>
@@ -5239,7 +5233,7 @@
     </w:p>
     <w:p>
       <w:pPr>
-        <w:shd w:fill="F2F2F2" w:val="clear"/>
+        <w:shd w:fill="F0F0E8" w:val="clear"/>
         <w:spacing w:after="0"/>
       </w:pPr>
       <w:r>
@@ -5253,7 +5247,7 @@
     </w:p>
     <w:p>
       <w:pPr>
-        <w:shd w:fill="F2F2F2" w:val="clear"/>
+        <w:shd w:fill="F0F0E8" w:val="clear"/>
         <w:spacing w:after="0"/>
       </w:pPr>
       <w:r>
@@ -5267,7 +5261,7 @@
     </w:p>
     <w:p>
       <w:pPr>
-        <w:shd w:fill="F2F2F2" w:val="clear"/>
+        <w:shd w:fill="F0F0E8" w:val="clear"/>
         <w:spacing w:after="0"/>
       </w:pPr>
       <w:r>
@@ -5281,7 +5275,7 @@
     </w:p>
     <w:p>
       <w:pPr>
-        <w:shd w:fill="F2F2F2" w:val="clear"/>
+        <w:shd w:fill="F0F0E8" w:val="clear"/>
         <w:spacing w:after="0"/>
       </w:pPr>
       <w:r>
@@ -5295,7 +5289,7 @@
     </w:p>
     <w:p>
       <w:pPr>
-        <w:shd w:fill="F2F2F2" w:val="clear"/>
+        <w:shd w:fill="F0F0E8" w:val="clear"/>
         <w:spacing w:after="0"/>
       </w:pPr>
       <w:r>
@@ -5309,7 +5303,7 @@
     </w:p>
     <w:p>
       <w:pPr>
-        <w:shd w:fill="F2F2F2" w:val="clear"/>
+        <w:shd w:fill="F0F0E8" w:val="clear"/>
         <w:spacing w:after="0"/>
       </w:pPr>
       <w:r>
@@ -5323,7 +5317,7 @@
     </w:p>
     <w:p>
       <w:pPr>
-        <w:shd w:fill="F2F2F2" w:val="clear"/>
+        <w:shd w:fill="F0F0E8" w:val="clear"/>
         <w:spacing w:after="0"/>
       </w:pPr>
       <w:r>
@@ -5337,7 +5331,7 @@
     </w:p>
     <w:p>
       <w:pPr>
-        <w:shd w:fill="F2F2F2" w:val="clear"/>
+        <w:shd w:fill="F0F0E8" w:val="clear"/>
         <w:spacing w:after="0"/>
       </w:pPr>
       <w:r>
@@ -5351,7 +5345,7 @@
     </w:p>
     <w:p>
       <w:pPr>
-        <w:shd w:fill="F2F2F2" w:val="clear"/>
+        <w:shd w:fill="F0F0E8" w:val="clear"/>
         <w:spacing w:after="0"/>
       </w:pPr>
       <w:r>
@@ -5365,7 +5359,7 @@
     </w:p>
     <w:p>
       <w:pPr>
-        <w:shd w:fill="F2F2F2" w:val="clear"/>
+        <w:shd w:fill="F0F0E8" w:val="clear"/>
         <w:spacing w:after="0"/>
       </w:pPr>
       <w:r>
@@ -5379,7 +5373,7 @@
     </w:p>
     <w:p>
       <w:pPr>
-        <w:shd w:fill="F2F2F2" w:val="clear"/>
+        <w:shd w:fill="F0F0E8" w:val="clear"/>
         <w:spacing w:after="0"/>
       </w:pPr>
       <w:r>
@@ -5393,7 +5387,7 @@
     </w:p>
     <w:p>
       <w:pPr>
-        <w:shd w:fill="F2F2F2" w:val="clear"/>
+        <w:shd w:fill="F0F0E8" w:val="clear"/>
         <w:spacing w:after="0"/>
       </w:pPr>
       <w:r>
@@ -5407,7 +5401,7 @@
     </w:p>
     <w:p>
       <w:pPr>
-        <w:shd w:fill="F2F2F2" w:val="clear"/>
+        <w:shd w:fill="F0F0E8" w:val="clear"/>
         <w:spacing w:after="0"/>
       </w:pPr>
       <w:r>
@@ -5421,7 +5415,7 @@
     </w:p>
     <w:p>
       <w:pPr>
-        <w:shd w:fill="F2F2F2" w:val="clear"/>
+        <w:shd w:fill="F0F0E8" w:val="clear"/>
         <w:spacing w:after="0"/>
       </w:pPr>
       <w:r>
@@ -5435,7 +5429,7 @@
     </w:p>
     <w:p>
       <w:pPr>
-        <w:shd w:fill="F2F2F2" w:val="clear"/>
+        <w:shd w:fill="F0F0E8" w:val="clear"/>
         <w:spacing w:after="0"/>
       </w:pPr>
       <w:r>
@@ -5465,7 +5459,7 @@
     </w:p>
     <w:p>
       <w:pPr>
-        <w:shd w:fill="F2F2F2" w:val="clear"/>
+        <w:shd w:fill="F0F0E8" w:val="clear"/>
         <w:spacing w:after="0"/>
       </w:pPr>
       <w:r>
@@ -5479,7 +5473,7 @@
     </w:p>
     <w:p>
       <w:pPr>
-        <w:shd w:fill="F2F2F2" w:val="clear"/>
+        <w:shd w:fill="F0F0E8" w:val="clear"/>
         <w:spacing w:after="0"/>
       </w:pPr>
       <w:r>
@@ -5493,7 +5487,7 @@
     </w:p>
     <w:p>
       <w:pPr>
-        <w:shd w:fill="F2F2F2" w:val="clear"/>
+        <w:shd w:fill="F0F0E8" w:val="clear"/>
         <w:spacing w:after="0"/>
       </w:pPr>
       <w:r>
@@ -5507,7 +5501,7 @@
     </w:p>
     <w:p>
       <w:pPr>
-        <w:shd w:fill="F2F2F2" w:val="clear"/>
+        <w:shd w:fill="F0F0E8" w:val="clear"/>
         <w:spacing w:after="0"/>
       </w:pPr>
       <w:r>
@@ -5521,7 +5515,7 @@
     </w:p>
     <w:p>
       <w:pPr>
-        <w:shd w:fill="F2F2F2" w:val="clear"/>
+        <w:shd w:fill="F0F0E8" w:val="clear"/>
         <w:spacing w:after="0"/>
       </w:pPr>
       <w:r>
@@ -5535,7 +5529,7 @@
     </w:p>
     <w:p>
       <w:pPr>
-        <w:shd w:fill="F2F2F2" w:val="clear"/>
+        <w:shd w:fill="F0F0E8" w:val="clear"/>
         <w:spacing w:after="0"/>
       </w:pPr>
       <w:r>
@@ -5549,7 +5543,7 @@
     </w:p>
     <w:p>
       <w:pPr>
-        <w:shd w:fill="F2F2F2" w:val="clear"/>
+        <w:shd w:fill="F0F0E8" w:val="clear"/>
         <w:spacing w:after="0"/>
       </w:pPr>
       <w:r>
@@ -5563,7 +5557,7 @@
     </w:p>
     <w:p>
       <w:pPr>
-        <w:shd w:fill="F2F2F2" w:val="clear"/>
+        <w:shd w:fill="F0F0E8" w:val="clear"/>
         <w:spacing w:after="0"/>
       </w:pPr>
       <w:r>
@@ -5577,7 +5571,7 @@
     </w:p>
     <w:p>
       <w:pPr>
-        <w:shd w:fill="F2F2F2" w:val="clear"/>
+        <w:shd w:fill="F0F0E8" w:val="clear"/>
         <w:spacing w:after="0"/>
       </w:pPr>
       <w:r>
@@ -5591,7 +5585,7 @@
     </w:p>
     <w:p>
       <w:pPr>
-        <w:shd w:fill="F2F2F2" w:val="clear"/>
+        <w:shd w:fill="F0F0E8" w:val="clear"/>
         <w:spacing w:after="0"/>
       </w:pPr>
       <w:r>
@@ -5605,7 +5599,7 @@
     </w:p>
     <w:p>
       <w:pPr>
-        <w:shd w:fill="F2F2F2" w:val="clear"/>
+        <w:shd w:fill="F0F0E8" w:val="clear"/>
         <w:spacing w:after="0"/>
       </w:pPr>
       <w:r>
@@ -5619,7 +5613,7 @@
     </w:p>
     <w:p>
       <w:pPr>
-        <w:shd w:fill="F2F2F2" w:val="clear"/>
+        <w:shd w:fill="F0F0E8" w:val="clear"/>
         <w:spacing w:after="0"/>
       </w:pPr>
       <w:r>
@@ -5633,7 +5627,7 @@
     </w:p>
     <w:p>
       <w:pPr>
-        <w:shd w:fill="F2F2F2" w:val="clear"/>
+        <w:shd w:fill="F0F0E8" w:val="clear"/>
         <w:spacing w:after="0"/>
       </w:pPr>
       <w:r>
@@ -5647,7 +5641,7 @@
     </w:p>
     <w:p>
       <w:pPr>
-        <w:shd w:fill="F2F2F2" w:val="clear"/>
+        <w:shd w:fill="F0F0E8" w:val="clear"/>
         <w:spacing w:after="0"/>
       </w:pPr>
       <w:r>
@@ -5661,7 +5655,7 @@
     </w:p>
     <w:p>
       <w:pPr>
-        <w:shd w:fill="F2F2F2" w:val="clear"/>
+        <w:shd w:fill="F0F0E8" w:val="clear"/>
         <w:spacing w:after="0"/>
       </w:pPr>
       <w:r>
@@ -5675,7 +5669,7 @@
     </w:p>
     <w:p>
       <w:pPr>
-        <w:shd w:fill="F2F2F2" w:val="clear"/>
+        <w:shd w:fill="F0F0E8" w:val="clear"/>
         <w:spacing w:after="0"/>
       </w:pPr>
       <w:r>
@@ -5689,7 +5683,7 @@
     </w:p>
     <w:p>
       <w:pPr>
-        <w:shd w:fill="F2F2F2" w:val="clear"/>
+        <w:shd w:fill="F0F0E8" w:val="clear"/>
         <w:spacing w:after="0"/>
       </w:pPr>
       <w:r>
@@ -5703,7 +5697,7 @@
     </w:p>
     <w:p>
       <w:pPr>
-        <w:shd w:fill="F2F2F2" w:val="clear"/>
+        <w:shd w:fill="F0F0E8" w:val="clear"/>
         <w:spacing w:after="0"/>
       </w:pPr>
       <w:r>
@@ -5717,7 +5711,7 @@
     </w:p>
     <w:p>
       <w:pPr>
-        <w:shd w:fill="F2F2F2" w:val="clear"/>
+        <w:shd w:fill="F0F0E8" w:val="clear"/>
         <w:spacing w:after="0"/>
       </w:pPr>
       <w:r>
@@ -5731,7 +5725,7 @@
     </w:p>
     <w:p>
       <w:pPr>
-        <w:shd w:fill="F2F2F2" w:val="clear"/>
+        <w:shd w:fill="F0F0E8" w:val="clear"/>
         <w:spacing w:after="0"/>
       </w:pPr>
       <w:r>
@@ -5745,7 +5739,7 @@
     </w:p>
     <w:p>
       <w:pPr>
-        <w:shd w:fill="F2F2F2" w:val="clear"/>
+        <w:shd w:fill="F0F0E8" w:val="clear"/>
         <w:spacing w:after="0"/>
       </w:pPr>
       <w:r>
@@ -5759,7 +5753,7 @@
     </w:p>
     <w:p>
       <w:pPr>
-        <w:shd w:fill="F2F2F2" w:val="clear"/>
+        <w:shd w:fill="F0F0E8" w:val="clear"/>
         <w:spacing w:after="0"/>
       </w:pPr>
       <w:r>
@@ -5773,7 +5767,7 @@
     </w:p>
     <w:p>
       <w:pPr>
-        <w:shd w:fill="F2F2F2" w:val="clear"/>
+        <w:shd w:fill="F0F0E8" w:val="clear"/>
         <w:spacing w:after="0"/>
       </w:pPr>
       <w:r>
@@ -5787,7 +5781,7 @@
     </w:p>
     <w:p>
       <w:pPr>
-        <w:shd w:fill="F2F2F2" w:val="clear"/>
+        <w:shd w:fill="F0F0E8" w:val="clear"/>
         <w:spacing w:after="0"/>
       </w:pPr>
       <w:r>
@@ -5801,7 +5795,7 @@
     </w:p>
     <w:p>
       <w:pPr>
-        <w:shd w:fill="F2F2F2" w:val="clear"/>
+        <w:shd w:fill="F0F0E8" w:val="clear"/>
         <w:spacing w:after="0"/>
       </w:pPr>
       <w:r>
@@ -5815,7 +5809,7 @@
     </w:p>
     <w:p>
       <w:pPr>
-        <w:shd w:fill="F2F2F2" w:val="clear"/>
+        <w:shd w:fill="F0F0E8" w:val="clear"/>
         <w:spacing w:after="0"/>
       </w:pPr>
       <w:r>
@@ -5829,7 +5823,7 @@
     </w:p>
     <w:p>
       <w:pPr>
-        <w:shd w:fill="F2F2F2" w:val="clear"/>
+        <w:shd w:fill="F0F0E8" w:val="clear"/>
         <w:spacing w:after="0"/>
       </w:pPr>
       <w:r>
@@ -5843,7 +5837,7 @@
     </w:p>
     <w:p>
       <w:pPr>
-        <w:shd w:fill="F2F2F2" w:val="clear"/>
+        <w:shd w:fill="F0F0E8" w:val="clear"/>
         <w:spacing w:after="0"/>
       </w:pPr>
       <w:r>
@@ -5857,7 +5851,7 @@
     </w:p>
     <w:p>
       <w:pPr>
-        <w:shd w:fill="F2F2F2" w:val="clear"/>
+        <w:shd w:fill="F0F0E8" w:val="clear"/>
         <w:spacing w:after="0"/>
       </w:pPr>
       <w:r>
@@ -5871,7 +5865,7 @@
     </w:p>
     <w:p>
       <w:pPr>
-        <w:shd w:fill="F2F2F2" w:val="clear"/>
+        <w:shd w:fill="F0F0E8" w:val="clear"/>
         <w:spacing w:after="0"/>
       </w:pPr>
       <w:r>
@@ -5885,7 +5879,7 @@
     </w:p>
     <w:p>
       <w:pPr>
-        <w:shd w:fill="F2F2F2" w:val="clear"/>
+        <w:shd w:fill="F0F0E8" w:val="clear"/>
         <w:spacing w:after="0"/>
       </w:pPr>
       <w:r>
@@ -5899,7 +5893,7 @@
     </w:p>
     <w:p>
       <w:pPr>
-        <w:shd w:fill="F2F2F2" w:val="clear"/>
+        <w:shd w:fill="F0F0E8" w:val="clear"/>
         <w:spacing w:after="0"/>
       </w:pPr>
       <w:r>
@@ -5913,7 +5907,7 @@
     </w:p>
     <w:p>
       <w:pPr>
-        <w:shd w:fill="F2F2F2" w:val="clear"/>
+        <w:shd w:fill="F0F0E8" w:val="clear"/>
         <w:spacing w:after="0"/>
       </w:pPr>
       <w:r>
@@ -5927,7 +5921,7 @@
     </w:p>
     <w:p>
       <w:pPr>
-        <w:shd w:fill="F2F2F2" w:val="clear"/>
+        <w:shd w:fill="F0F0E8" w:val="clear"/>
         <w:spacing w:after="0"/>
       </w:pPr>
       <w:r>
@@ -5941,7 +5935,7 @@
     </w:p>
     <w:p>
       <w:pPr>
-        <w:shd w:fill="F2F2F2" w:val="clear"/>
+        <w:shd w:fill="F0F0E8" w:val="clear"/>
         <w:spacing w:after="0"/>
       </w:pPr>
       <w:r>
@@ -5955,7 +5949,7 @@
     </w:p>
     <w:p>
       <w:pPr>
-        <w:shd w:fill="F2F2F2" w:val="clear"/>
+        <w:shd w:fill="F0F0E8" w:val="clear"/>
         <w:spacing w:after="0"/>
       </w:pPr>
       <w:r>
@@ -5969,7 +5963,7 @@
     </w:p>
     <w:p>
       <w:pPr>
-        <w:shd w:fill="F2F2F2" w:val="clear"/>
+        <w:shd w:fill="F0F0E8" w:val="clear"/>
         <w:spacing w:after="0"/>
       </w:pPr>
       <w:r>
@@ -5983,7 +5977,7 @@
     </w:p>
     <w:p>
       <w:pPr>
-        <w:shd w:fill="F2F2F2" w:val="clear"/>
+        <w:shd w:fill="F0F0E8" w:val="clear"/>
         <w:spacing w:after="0"/>
       </w:pPr>
       <w:r>
@@ -5997,7 +5991,7 @@
     </w:p>
     <w:p>
       <w:pPr>
-        <w:shd w:fill="F2F2F2" w:val="clear"/>
+        <w:shd w:fill="F0F0E8" w:val="clear"/>
         <w:spacing w:after="0"/>
       </w:pPr>
       <w:r>
@@ -6011,7 +6005,7 @@
     </w:p>
     <w:p>
       <w:pPr>
-        <w:shd w:fill="F2F2F2" w:val="clear"/>
+        <w:shd w:fill="F0F0E8" w:val="clear"/>
         <w:spacing w:after="0"/>
       </w:pPr>
       <w:r>
@@ -6025,7 +6019,7 @@
     </w:p>
     <w:p>
       <w:pPr>
-        <w:shd w:fill="F2F2F2" w:val="clear"/>
+        <w:shd w:fill="F0F0E8" w:val="clear"/>
         <w:spacing w:after="0"/>
       </w:pPr>
       <w:r>
@@ -6039,7 +6033,7 @@
     </w:p>
     <w:p>
       <w:pPr>
-        <w:shd w:fill="F2F2F2" w:val="clear"/>
+        <w:shd w:fill="F0F0E8" w:val="clear"/>
         <w:spacing w:after="0"/>
       </w:pPr>
       <w:r>
@@ -6053,7 +6047,7 @@
     </w:p>
     <w:p>
       <w:pPr>
-        <w:shd w:fill="F2F2F2" w:val="clear"/>
+        <w:shd w:fill="F0F0E8" w:val="clear"/>
         <w:spacing w:after="0"/>
       </w:pPr>
       <w:r>
@@ -6067,7 +6061,7 @@
     </w:p>
     <w:p>
       <w:pPr>
-        <w:shd w:fill="F2F2F2" w:val="clear"/>
+        <w:shd w:fill="F0F0E8" w:val="clear"/>
         <w:spacing w:after="0"/>
       </w:pPr>
       <w:r>
@@ -6081,7 +6075,7 @@
     </w:p>
     <w:p>
       <w:pPr>
-        <w:shd w:fill="F2F2F2" w:val="clear"/>
+        <w:shd w:fill="F0F0E8" w:val="clear"/>
         <w:spacing w:after="0"/>
       </w:pPr>
       <w:r>
@@ -6095,7 +6089,7 @@
     </w:p>
     <w:p>
       <w:pPr>
-        <w:shd w:fill="F2F2F2" w:val="clear"/>
+        <w:shd w:fill="F0F0E8" w:val="clear"/>
         <w:spacing w:after="0"/>
       </w:pPr>
       <w:r>
@@ -6109,7 +6103,7 @@
     </w:p>
     <w:p>
       <w:pPr>
-        <w:shd w:fill="F2F2F2" w:val="clear"/>
+        <w:shd w:fill="F0F0E8" w:val="clear"/>
         <w:spacing w:after="0"/>
       </w:pPr>
       <w:r>
@@ -6123,7 +6117,7 @@
     </w:p>
     <w:p>
       <w:pPr>
-        <w:shd w:fill="F2F2F2" w:val="clear"/>
+        <w:shd w:fill="F0F0E8" w:val="clear"/>
         <w:spacing w:after="0"/>
       </w:pPr>
       <w:r>
@@ -6137,7 +6131,7 @@
     </w:p>
     <w:p>
       <w:pPr>
-        <w:shd w:fill="F2F2F2" w:val="clear"/>
+        <w:shd w:fill="F0F0E8" w:val="clear"/>
         <w:spacing w:after="0"/>
       </w:pPr>
       <w:r>
@@ -6151,7 +6145,7 @@
     </w:p>
     <w:p>
       <w:pPr>
-        <w:shd w:fill="F2F2F2" w:val="clear"/>
+        <w:shd w:fill="F0F0E8" w:val="clear"/>
         <w:spacing w:after="0"/>
       </w:pPr>
       <w:r>
@@ -6165,7 +6159,7 @@
     </w:p>
     <w:p>
       <w:pPr>
-        <w:shd w:fill="F2F2F2" w:val="clear"/>
+        <w:shd w:fill="F0F0E8" w:val="clear"/>
         <w:spacing w:after="0"/>
       </w:pPr>
       <w:r>
@@ -6179,7 +6173,7 @@
     </w:p>
     <w:p>
       <w:pPr>
-        <w:shd w:fill="F2F2F2" w:val="clear"/>
+        <w:shd w:fill="F0F0E8" w:val="clear"/>
         <w:spacing w:after="0"/>
       </w:pPr>
       <w:r>
@@ -6193,7 +6187,7 @@
     </w:p>
     <w:p>
       <w:pPr>
-        <w:shd w:fill="F2F2F2" w:val="clear"/>
+        <w:shd w:fill="F0F0E8" w:val="clear"/>
         <w:spacing w:after="0"/>
       </w:pPr>
       <w:r>
@@ -6207,7 +6201,7 @@
     </w:p>
     <w:p>
       <w:pPr>
-        <w:shd w:fill="F2F2F2" w:val="clear"/>
+        <w:shd w:fill="F0F0E8" w:val="clear"/>
         <w:spacing w:after="0"/>
       </w:pPr>
       <w:r>
@@ -6221,7 +6215,7 @@
     </w:p>
     <w:p>
       <w:pPr>
-        <w:shd w:fill="F2F2F2" w:val="clear"/>
+        <w:shd w:fill="F0F0E8" w:val="clear"/>
         <w:spacing w:after="0"/>
       </w:pPr>
       <w:r>
@@ -6235,7 +6229,7 @@
     </w:p>
     <w:p>
       <w:pPr>
-        <w:shd w:fill="F2F2F2" w:val="clear"/>
+        <w:shd w:fill="F0F0E8" w:val="clear"/>
         <w:spacing w:after="0"/>
       </w:pPr>
       <w:r>
@@ -6249,7 +6243,7 @@
     </w:p>
     <w:p>
       <w:pPr>
-        <w:shd w:fill="F2F2F2" w:val="clear"/>
+        <w:shd w:fill="F0F0E8" w:val="clear"/>
         <w:spacing w:after="0"/>
       </w:pPr>
       <w:r>
@@ -6263,7 +6257,7 @@
     </w:p>
     <w:p>
       <w:pPr>
-        <w:shd w:fill="F2F2F2" w:val="clear"/>
+        <w:shd w:fill="F0F0E8" w:val="clear"/>
         <w:spacing w:after="0"/>
       </w:pPr>
       <w:r>
@@ -6277,7 +6271,7 @@
     </w:p>
     <w:p>
       <w:pPr>
-        <w:shd w:fill="F2F2F2" w:val="clear"/>
+        <w:shd w:fill="F0F0E8" w:val="clear"/>
         <w:spacing w:after="0"/>
       </w:pPr>
       <w:r>
@@ -6291,7 +6285,7 @@
     </w:p>
     <w:p>
       <w:pPr>
-        <w:shd w:fill="F2F2F2" w:val="clear"/>
+        <w:shd w:fill="F0F0E8" w:val="clear"/>
         <w:spacing w:after="0"/>
       </w:pPr>
       <w:r>
@@ -6305,7 +6299,7 @@
     </w:p>
     <w:p>
       <w:pPr>
-        <w:shd w:fill="F2F2F2" w:val="clear"/>
+        <w:shd w:fill="F0F0E8" w:val="clear"/>
         <w:spacing w:after="0"/>
       </w:pPr>
       <w:r>
@@ -6319,7 +6313,7 @@
     </w:p>
     <w:p>
       <w:pPr>
-        <w:shd w:fill="F2F2F2" w:val="clear"/>
+        <w:shd w:fill="F0F0E8" w:val="clear"/>
         <w:spacing w:after="0"/>
       </w:pPr>
       <w:r>
@@ -6333,7 +6327,7 @@
     </w:p>
     <w:p>
       <w:pPr>
-        <w:shd w:fill="F2F2F2" w:val="clear"/>
+        <w:shd w:fill="F0F0E8" w:val="clear"/>
         <w:spacing w:after="0"/>
       </w:pPr>
       <w:r>
@@ -6347,7 +6341,7 @@
     </w:p>
     <w:p>
       <w:pPr>
-        <w:shd w:fill="F2F2F2" w:val="clear"/>
+        <w:shd w:fill="F0F0E8" w:val="clear"/>
         <w:spacing w:after="0"/>
       </w:pPr>
       <w:r>
@@ -6361,7 +6355,7 @@
     </w:p>
     <w:p>
       <w:pPr>
-        <w:shd w:fill="F2F2F2" w:val="clear"/>
+        <w:shd w:fill="F0F0E8" w:val="clear"/>
         <w:spacing w:after="0"/>
       </w:pPr>
       <w:r>
@@ -6375,7 +6369,7 @@
     </w:p>
     <w:p>
       <w:pPr>
-        <w:shd w:fill="F2F2F2" w:val="clear"/>
+        <w:shd w:fill="F0F0E8" w:val="clear"/>
         <w:spacing w:after="0"/>
       </w:pPr>
       <w:r>
@@ -6389,7 +6383,7 @@
     </w:p>
     <w:p>
       <w:pPr>
-        <w:shd w:fill="F2F2F2" w:val="clear"/>
+        <w:shd w:fill="F0F0E8" w:val="clear"/>
         <w:spacing w:after="0"/>
       </w:pPr>
       <w:r>
@@ -6403,7 +6397,7 @@
     </w:p>
     <w:p>
       <w:pPr>
-        <w:shd w:fill="F2F2F2" w:val="clear"/>
+        <w:shd w:fill="F0F0E8" w:val="clear"/>
         <w:spacing w:after="0"/>
       </w:pPr>
       <w:r>
@@ -6417,7 +6411,7 @@
     </w:p>
     <w:p>
       <w:pPr>
-        <w:shd w:fill="F2F2F2" w:val="clear"/>
+        <w:shd w:fill="F0F0E8" w:val="clear"/>
         <w:spacing w:after="0"/>
       </w:pPr>
       <w:r>
@@ -6431,7 +6425,7 @@
     </w:p>
     <w:p>
       <w:pPr>
-        <w:shd w:fill="F2F2F2" w:val="clear"/>
+        <w:shd w:fill="F0F0E8" w:val="clear"/>
         <w:spacing w:after="0"/>
       </w:pPr>
       <w:r>
@@ -6445,7 +6439,7 @@
     </w:p>
     <w:p>
       <w:pPr>
-        <w:shd w:fill="F2F2F2" w:val="clear"/>
+        <w:shd w:fill="F0F0E8" w:val="clear"/>
         <w:spacing w:after="0"/>
       </w:pPr>
       <w:r>
@@ -6459,7 +6453,7 @@
     </w:p>
     <w:p>
       <w:pPr>
-        <w:shd w:fill="F2F2F2" w:val="clear"/>
+        <w:shd w:fill="F0F0E8" w:val="clear"/>
         <w:spacing w:after="0"/>
       </w:pPr>
       <w:r>
@@ -6473,7 +6467,7 @@
     </w:p>
     <w:p>
       <w:pPr>
-        <w:shd w:fill="F2F2F2" w:val="clear"/>
+        <w:shd w:fill="F0F0E8" w:val="clear"/>
         <w:spacing w:after="0"/>
       </w:pPr>
       <w:r>
@@ -6487,7 +6481,7 @@
     </w:p>
     <w:p>
       <w:pPr>
-        <w:shd w:fill="F2F2F2" w:val="clear"/>
+        <w:shd w:fill="F0F0E8" w:val="clear"/>
         <w:spacing w:after="0"/>
       </w:pPr>
       <w:r>
@@ -6501,7 +6495,7 @@
     </w:p>
     <w:p>
       <w:pPr>
-        <w:shd w:fill="F2F2F2" w:val="clear"/>
+        <w:shd w:fill="F0F0E8" w:val="clear"/>
         <w:spacing w:after="0"/>
       </w:pPr>
       <w:r>
@@ -6515,7 +6509,7 @@
     </w:p>
     <w:p>
       <w:pPr>
-        <w:shd w:fill="F2F2F2" w:val="clear"/>
+        <w:shd w:fill="F0F0E8" w:val="clear"/>
         <w:spacing w:after="0"/>
       </w:pPr>
       <w:r>
@@ -6529,7 +6523,7 @@
     </w:p>
     <w:p>
       <w:pPr>
-        <w:shd w:fill="F2F2F2" w:val="clear"/>
+        <w:shd w:fill="F0F0E8" w:val="clear"/>
         <w:spacing w:after="0"/>
       </w:pPr>
       <w:r>
@@ -6543,7 +6537,7 @@
     </w:p>
     <w:p>
       <w:pPr>
-        <w:shd w:fill="F2F2F2" w:val="clear"/>
+        <w:shd w:fill="F0F0E8" w:val="clear"/>
         <w:spacing w:after="0"/>
       </w:pPr>
       <w:r>
@@ -6557,7 +6551,7 @@
     </w:p>
     <w:p>
       <w:pPr>
-        <w:shd w:fill="F2F2F2" w:val="clear"/>
+        <w:shd w:fill="F0F0E8" w:val="clear"/>
         <w:spacing w:after="0"/>
       </w:pPr>
       <w:r>
@@ -6571,7 +6565,7 @@
     </w:p>
     <w:p>
       <w:pPr>
-        <w:shd w:fill="F2F2F2" w:val="clear"/>
+        <w:shd w:fill="F0F0E8" w:val="clear"/>
         <w:spacing w:after="0"/>
       </w:pPr>
       <w:r>
@@ -6585,7 +6579,7 @@
     </w:p>
     <w:p>
       <w:pPr>
-        <w:shd w:fill="F2F2F2" w:val="clear"/>
+        <w:shd w:fill="F0F0E8" w:val="clear"/>
         <w:spacing w:after="0"/>
       </w:pPr>
       <w:r>
@@ -6599,7 +6593,7 @@
     </w:p>
     <w:p>
       <w:pPr>
-        <w:shd w:fill="F2F2F2" w:val="clear"/>
+        <w:shd w:fill="F0F0E8" w:val="clear"/>
         <w:spacing w:after="0"/>
       </w:pPr>
       <w:r>
@@ -6613,7 +6607,7 @@
     </w:p>
     <w:p>
       <w:pPr>
-        <w:shd w:fill="F2F2F2" w:val="clear"/>
+        <w:shd w:fill="F0F0E8" w:val="clear"/>
         <w:spacing w:after="0"/>
       </w:pPr>
       <w:r>
@@ -6627,7 +6621,7 @@
     </w:p>
     <w:p>
       <w:pPr>
-        <w:shd w:fill="F2F2F2" w:val="clear"/>
+        <w:shd w:fill="F0F0E8" w:val="clear"/>
         <w:spacing w:after="0"/>
       </w:pPr>
       <w:r>
@@ -6641,7 +6635,7 @@
     </w:p>
     <w:p>
       <w:pPr>
-        <w:shd w:fill="F2F2F2" w:val="clear"/>
+        <w:shd w:fill="F0F0E8" w:val="clear"/>
         <w:spacing w:after="0"/>
       </w:pPr>
       <w:r>
@@ -6655,7 +6649,7 @@
     </w:p>
     <w:p>
       <w:pPr>
-        <w:shd w:fill="F2F2F2" w:val="clear"/>
+        <w:shd w:fill="F0F0E8" w:val="clear"/>
         <w:spacing w:after="0"/>
       </w:pPr>
       <w:r>
@@ -6669,7 +6663,7 @@
     </w:p>
     <w:p>
       <w:pPr>
-        <w:shd w:fill="F2F2F2" w:val="clear"/>
+        <w:shd w:fill="F0F0E8" w:val="clear"/>
         <w:spacing w:after="0"/>
       </w:pPr>
       <w:r>
@@ -6683,7 +6677,7 @@
     </w:p>
     <w:p>
       <w:pPr>
-        <w:shd w:fill="F2F2F2" w:val="clear"/>
+        <w:shd w:fill="F0F0E8" w:val="clear"/>
         <w:spacing w:after="0"/>
       </w:pPr>
       <w:r>
@@ -6697,7 +6691,7 @@
     </w:p>
     <w:p>
       <w:pPr>
-        <w:shd w:fill="F2F2F2" w:val="clear"/>
+        <w:shd w:fill="F0F0E8" w:val="clear"/>
         <w:spacing w:after="0"/>
       </w:pPr>
       <w:r>
@@ -6711,7 +6705,7 @@
     </w:p>
     <w:p>
       <w:pPr>
-        <w:shd w:fill="F2F2F2" w:val="clear"/>
+        <w:shd w:fill="F0F0E8" w:val="clear"/>
         <w:spacing w:after="0"/>
       </w:pPr>
       <w:r>
@@ -6725,7 +6719,7 @@
     </w:p>
     <w:p>
       <w:pPr>
-        <w:shd w:fill="F2F2F2" w:val="clear"/>
+        <w:shd w:fill="F0F0E8" w:val="clear"/>
         <w:spacing w:after="0"/>
       </w:pPr>
       <w:r>
@@ -6739,7 +6733,7 @@
     </w:p>
     <w:p>
       <w:pPr>
-        <w:shd w:fill="F2F2F2" w:val="clear"/>
+        <w:shd w:fill="F0F0E8" w:val="clear"/>
         <w:spacing w:after="0"/>
       </w:pPr>
       <w:r>
@@ -6769,7 +6763,7 @@
     </w:p>
     <w:p>
       <w:pPr>
-        <w:shd w:fill="F2F2F2" w:val="clear"/>
+        <w:shd w:fill="F0F0E8" w:val="clear"/>
         <w:spacing w:after="0"/>
       </w:pPr>
       <w:r>
@@ -6783,7 +6777,7 @@
     </w:p>
     <w:p>
       <w:pPr>
-        <w:shd w:fill="F2F2F2" w:val="clear"/>
+        <w:shd w:fill="F0F0E8" w:val="clear"/>
         <w:spacing w:after="0"/>
       </w:pPr>
       <w:r>
@@ -6797,7 +6791,7 @@
     </w:p>
     <w:p>
       <w:pPr>
-        <w:shd w:fill="F2F2F2" w:val="clear"/>
+        <w:shd w:fill="F0F0E8" w:val="clear"/>
         <w:spacing w:after="0"/>
       </w:pPr>
       <w:r>
@@ -6811,7 +6805,7 @@
     </w:p>
     <w:p>
       <w:pPr>
-        <w:shd w:fill="F2F2F2" w:val="clear"/>
+        <w:shd w:fill="F0F0E8" w:val="clear"/>
         <w:spacing w:after="0"/>
       </w:pPr>
       <w:r>
@@ -6825,7 +6819,7 @@
     </w:p>
     <w:p>
       <w:pPr>
-        <w:shd w:fill="F2F2F2" w:val="clear"/>
+        <w:shd w:fill="F0F0E8" w:val="clear"/>
         <w:spacing w:after="0"/>
       </w:pPr>
       <w:r>
@@ -6839,7 +6833,7 @@
     </w:p>
     <w:p>
       <w:pPr>
-        <w:shd w:fill="F2F2F2" w:val="clear"/>
+        <w:shd w:fill="F0F0E8" w:val="clear"/>
         <w:spacing w:after="0"/>
       </w:pPr>
       <w:r>
@@ -6853,7 +6847,7 @@
     </w:p>
     <w:p>
       <w:pPr>
-        <w:shd w:fill="F2F2F2" w:val="clear"/>
+        <w:shd w:fill="F0F0E8" w:val="clear"/>
         <w:spacing w:after="0"/>
       </w:pPr>
       <w:r>
@@ -6867,7 +6861,7 @@
     </w:p>
     <w:p>
       <w:pPr>
-        <w:shd w:fill="F2F2F2" w:val="clear"/>
+        <w:shd w:fill="F0F0E8" w:val="clear"/>
         <w:spacing w:after="0"/>
       </w:pPr>
       <w:r>
@@ -6881,7 +6875,7 @@
     </w:p>
     <w:p>
       <w:pPr>
-        <w:shd w:fill="F2F2F2" w:val="clear"/>
+        <w:shd w:fill="F0F0E8" w:val="clear"/>
         <w:spacing w:after="0"/>
       </w:pPr>
       <w:r>
@@ -6895,7 +6889,7 @@
     </w:p>
     <w:p>
       <w:pPr>
-        <w:shd w:fill="F2F2F2" w:val="clear"/>
+        <w:shd w:fill="F0F0E8" w:val="clear"/>
         <w:spacing w:after="0"/>
       </w:pPr>
       <w:r>
@@ -6909,7 +6903,7 @@
     </w:p>
     <w:p>
       <w:pPr>
-        <w:shd w:fill="F2F2F2" w:val="clear"/>
+        <w:shd w:fill="F0F0E8" w:val="clear"/>
         <w:spacing w:after="0"/>
       </w:pPr>
       <w:r>
@@ -6923,7 +6917,7 @@
     </w:p>
     <w:p>
       <w:pPr>
-        <w:shd w:fill="F2F2F2" w:val="clear"/>
+        <w:shd w:fill="F0F0E8" w:val="clear"/>
         <w:spacing w:after="0"/>
       </w:pPr>
       <w:r>
@@ -6937,7 +6931,7 @@
     </w:p>
     <w:p>
       <w:pPr>
-        <w:shd w:fill="F2F2F2" w:val="clear"/>
+        <w:shd w:fill="F0F0E8" w:val="clear"/>
         <w:spacing w:after="0"/>
       </w:pPr>
       <w:r>
@@ -6951,7 +6945,7 @@
     </w:p>
     <w:p>
       <w:pPr>
-        <w:shd w:fill="F2F2F2" w:val="clear"/>
+        <w:shd w:fill="F0F0E8" w:val="clear"/>
         <w:spacing w:after="0"/>
       </w:pPr>
       <w:r>
@@ -6965,7 +6959,7 @@
     </w:p>
     <w:p>
       <w:pPr>
-        <w:shd w:fill="F2F2F2" w:val="clear"/>
+        <w:shd w:fill="F0F0E8" w:val="clear"/>
         <w:spacing w:after="0"/>
       </w:pPr>
       <w:r>
@@ -6979,7 +6973,7 @@
     </w:p>
     <w:p>
       <w:pPr>
-        <w:shd w:fill="F2F2F2" w:val="clear"/>
+        <w:shd w:fill="F0F0E8" w:val="clear"/>
         <w:spacing w:after="0"/>
       </w:pPr>
       <w:r>
@@ -6993,7 +6987,7 @@
     </w:p>
     <w:p>
       <w:pPr>
-        <w:shd w:fill="F2F2F2" w:val="clear"/>
+        <w:shd w:fill="F0F0E8" w:val="clear"/>
         <w:spacing w:after="0"/>
       </w:pPr>
       <w:r>
@@ -7007,7 +7001,7 @@
     </w:p>
     <w:p>
       <w:pPr>
-        <w:shd w:fill="F2F2F2" w:val="clear"/>
+        <w:shd w:fill="F0F0E8" w:val="clear"/>
         <w:spacing w:after="0"/>
       </w:pPr>
       <w:r>
@@ -7021,7 +7015,7 @@
     </w:p>
     <w:p>
       <w:pPr>
-        <w:shd w:fill="F2F2F2" w:val="clear"/>
+        <w:shd w:fill="F0F0E8" w:val="clear"/>
         <w:spacing w:after="0"/>
       </w:pPr>
       <w:r>
@@ -7035,7 +7029,7 @@
     </w:p>
     <w:p>
       <w:pPr>
-        <w:shd w:fill="F2F2F2" w:val="clear"/>
+        <w:shd w:fill="F0F0E8" w:val="clear"/>
         <w:spacing w:after="0"/>
       </w:pPr>
       <w:r>
@@ -7049,7 +7043,7 @@
     </w:p>
     <w:p>
       <w:pPr>
-        <w:shd w:fill="F2F2F2" w:val="clear"/>
+        <w:shd w:fill="F0F0E8" w:val="clear"/>
         <w:spacing w:after="0"/>
       </w:pPr>
       <w:r>
@@ -7063,7 +7057,7 @@
     </w:p>
     <w:p>
       <w:pPr>
-        <w:shd w:fill="F2F2F2" w:val="clear"/>
+        <w:shd w:fill="F0F0E8" w:val="clear"/>
         <w:spacing w:after="0"/>
       </w:pPr>
       <w:r>
@@ -7077,7 +7071,7 @@
     </w:p>
     <w:p>
       <w:pPr>
-        <w:shd w:fill="F2F2F2" w:val="clear"/>
+        <w:shd w:fill="F0F0E8" w:val="clear"/>
         <w:spacing w:after="0"/>
       </w:pPr>
       <w:r>
@@ -7091,7 +7085,7 @@
     </w:p>
     <w:p>
       <w:pPr>
-        <w:shd w:fill="F2F2F2" w:val="clear"/>
+        <w:shd w:fill="F0F0E8" w:val="clear"/>
         <w:spacing w:after="0"/>
       </w:pPr>
       <w:r>
@@ -7105,7 +7099,7 @@
     </w:p>
     <w:p>
       <w:pPr>
-        <w:shd w:fill="F2F2F2" w:val="clear"/>
+        <w:shd w:fill="F0F0E8" w:val="clear"/>
         <w:spacing w:after="0"/>
       </w:pPr>
       <w:r>
@@ -7119,7 +7113,7 @@
     </w:p>
     <w:p>
       <w:pPr>
-        <w:shd w:fill="F2F2F2" w:val="clear"/>
+        <w:shd w:fill="F0F0E8" w:val="clear"/>
         <w:spacing w:after="0"/>
       </w:pPr>
       <w:r>
@@ -7133,7 +7127,7 @@
     </w:p>
     <w:p>
       <w:pPr>
-        <w:shd w:fill="F2F2F2" w:val="clear"/>
+        <w:shd w:fill="F0F0E8" w:val="clear"/>
         <w:spacing w:after="0"/>
       </w:pPr>
       <w:r>
@@ -7147,7 +7141,7 @@
     </w:p>
     <w:p>
       <w:pPr>
-        <w:shd w:fill="F2F2F2" w:val="clear"/>
+        <w:shd w:fill="F0F0E8" w:val="clear"/>
         <w:spacing w:after="0"/>
       </w:pPr>
       <w:r>
@@ -7161,7 +7155,7 @@
     </w:p>
     <w:p>
       <w:pPr>
-        <w:shd w:fill="F2F2F2" w:val="clear"/>
+        <w:shd w:fill="F0F0E8" w:val="clear"/>
         <w:spacing w:after="0"/>
       </w:pPr>
       <w:r>
@@ -7175,7 +7169,7 @@
     </w:p>
     <w:p>
       <w:pPr>
-        <w:shd w:fill="F2F2F2" w:val="clear"/>
+        <w:shd w:fill="F0F0E8" w:val="clear"/>
         <w:spacing w:after="0"/>
       </w:pPr>
       <w:r>
@@ -7189,7 +7183,7 @@
     </w:p>
     <w:p>
       <w:pPr>
-        <w:shd w:fill="F2F2F2" w:val="clear"/>
+        <w:shd w:fill="F0F0E8" w:val="clear"/>
         <w:spacing w:after="0"/>
       </w:pPr>
       <w:r>
@@ -7203,7 +7197,7 @@
     </w:p>
     <w:p>
       <w:pPr>
-        <w:shd w:fill="F2F2F2" w:val="clear"/>
+        <w:shd w:fill="F0F0E8" w:val="clear"/>
         <w:spacing w:after="0"/>
       </w:pPr>
       <w:r>
@@ -7217,7 +7211,7 @@
     </w:p>
     <w:p>
       <w:pPr>
-        <w:shd w:fill="F2F2F2" w:val="clear"/>
+        <w:shd w:fill="F0F0E8" w:val="clear"/>
         <w:spacing w:after="0"/>
       </w:pPr>
       <w:r>
@@ -7231,7 +7225,7 @@
     </w:p>
     <w:p>
       <w:pPr>
-        <w:shd w:fill="F2F2F2" w:val="clear"/>
+        <w:shd w:fill="F0F0E8" w:val="clear"/>
         <w:spacing w:after="0"/>
       </w:pPr>
       <w:r>
@@ -7245,7 +7239,7 @@
     </w:p>
     <w:p>
       <w:pPr>
-        <w:shd w:fill="F2F2F2" w:val="clear"/>
+        <w:shd w:fill="F0F0E8" w:val="clear"/>
         <w:spacing w:after="0"/>
       </w:pPr>
       <w:r>
@@ -7259,7 +7253,7 @@
     </w:p>
     <w:p>
       <w:pPr>
-        <w:shd w:fill="F2F2F2" w:val="clear"/>
+        <w:shd w:fill="F0F0E8" w:val="clear"/>
         <w:spacing w:after="0"/>
       </w:pPr>
       <w:r>
@@ -7273,7 +7267,7 @@
     </w:p>
     <w:p>
       <w:pPr>
-        <w:shd w:fill="F2F2F2" w:val="clear"/>
+        <w:shd w:fill="F0F0E8" w:val="clear"/>
         <w:spacing w:after="0"/>
       </w:pPr>
       <w:r>
@@ -7287,7 +7281,7 @@
     </w:p>
     <w:p>
       <w:pPr>
-        <w:shd w:fill="F2F2F2" w:val="clear"/>
+        <w:shd w:fill="F0F0E8" w:val="clear"/>
         <w:spacing w:after="0"/>
       </w:pPr>
       <w:r>
@@ -7301,7 +7295,7 @@
     </w:p>
     <w:p>
       <w:pPr>
-        <w:shd w:fill="F2F2F2" w:val="clear"/>
+        <w:shd w:fill="F0F0E8" w:val="clear"/>
         <w:spacing w:after="0"/>
       </w:pPr>
       <w:r>
@@ -7315,7 +7309,7 @@
     </w:p>
     <w:p>
       <w:pPr>
-        <w:shd w:fill="F2F2F2" w:val="clear"/>
+        <w:shd w:fill="F0F0E8" w:val="clear"/>
         <w:spacing w:after="0"/>
       </w:pPr>
       <w:r>
@@ -7329,7 +7323,7 @@
     </w:p>
     <w:p>
       <w:pPr>
-        <w:shd w:fill="F2F2F2" w:val="clear"/>
+        <w:shd w:fill="F0F0E8" w:val="clear"/>
         <w:spacing w:after="0"/>
       </w:pPr>
       <w:r>
@@ -7343,7 +7337,7 @@
     </w:p>
     <w:p>
       <w:pPr>
-        <w:shd w:fill="F2F2F2" w:val="clear"/>
+        <w:shd w:fill="F0F0E8" w:val="clear"/>
         <w:spacing w:after="0"/>
       </w:pPr>
       <w:r>
@@ -7357,7 +7351,7 @@
     </w:p>
     <w:p>
       <w:pPr>
-        <w:shd w:fill="F2F2F2" w:val="clear"/>
+        <w:shd w:fill="F0F0E8" w:val="clear"/>
         <w:spacing w:after="0"/>
       </w:pPr>
       <w:r>
@@ -7371,7 +7365,7 @@
     </w:p>
     <w:p>
       <w:pPr>
-        <w:shd w:fill="F2F2F2" w:val="clear"/>
+        <w:shd w:fill="F0F0E8" w:val="clear"/>
         <w:spacing w:after="0"/>
       </w:pPr>
       <w:r>
@@ -7385,7 +7379,7 @@
     </w:p>
     <w:p>
       <w:pPr>
-        <w:shd w:fill="F2F2F2" w:val="clear"/>
+        <w:shd w:fill="F0F0E8" w:val="clear"/>
         <w:spacing w:after="0"/>
       </w:pPr>
       <w:r>
@@ -7399,7 +7393,7 @@
     </w:p>
     <w:p>
       <w:pPr>
-        <w:shd w:fill="F2F2F2" w:val="clear"/>
+        <w:shd w:fill="F0F0E8" w:val="clear"/>
         <w:spacing w:after="0"/>
       </w:pPr>
       <w:r>
@@ -7413,7 +7407,7 @@
     </w:p>
     <w:p>
       <w:pPr>
-        <w:shd w:fill="F2F2F2" w:val="clear"/>
+        <w:shd w:fill="F0F0E8" w:val="clear"/>
         <w:spacing w:after="0"/>
       </w:pPr>
       <w:r>
@@ -7427,7 +7421,7 @@
     </w:p>
     <w:p>
       <w:pPr>
-        <w:shd w:fill="F2F2F2" w:val="clear"/>
+        <w:shd w:fill="F0F0E8" w:val="clear"/>
         <w:spacing w:after="0"/>
       </w:pPr>
       <w:r>
@@ -7441,7 +7435,7 @@
     </w:p>
     <w:p>
       <w:pPr>
-        <w:shd w:fill="F2F2F2" w:val="clear"/>
+        <w:shd w:fill="F0F0E8" w:val="clear"/>
         <w:spacing w:after="0"/>
       </w:pPr>
       <w:r>
@@ -7455,7 +7449,7 @@
     </w:p>
     <w:p>
       <w:pPr>
-        <w:shd w:fill="F2F2F2" w:val="clear"/>
+        <w:shd w:fill="F0F0E8" w:val="clear"/>
         <w:spacing w:after="0"/>
       </w:pPr>
       <w:r>
@@ -7469,7 +7463,7 @@
     </w:p>
     <w:p>
       <w:pPr>
-        <w:shd w:fill="F2F2F2" w:val="clear"/>
+        <w:shd w:fill="F0F0E8" w:val="clear"/>
         <w:spacing w:after="0"/>
       </w:pPr>
       <w:r>
@@ -7483,7 +7477,7 @@
     </w:p>
     <w:p>
       <w:pPr>
-        <w:shd w:fill="F2F2F2" w:val="clear"/>
+        <w:shd w:fill="F0F0E8" w:val="clear"/>
         <w:spacing w:after="0"/>
       </w:pPr>
       <w:r>
@@ -7497,7 +7491,7 @@
     </w:p>
     <w:p>
       <w:pPr>
-        <w:shd w:fill="F2F2F2" w:val="clear"/>
+        <w:shd w:fill="F0F0E8" w:val="clear"/>
         <w:spacing w:after="0"/>
       </w:pPr>
       <w:r>
@@ -7511,7 +7505,7 @@
     </w:p>
     <w:p>
       <w:pPr>
-        <w:shd w:fill="F2F2F2" w:val="clear"/>
+        <w:shd w:fill="F0F0E8" w:val="clear"/>
         <w:spacing w:after="0"/>
       </w:pPr>
       <w:r>
@@ -7525,7 +7519,7 @@
     </w:p>
     <w:p>
       <w:pPr>
-        <w:shd w:fill="F2F2F2" w:val="clear"/>
+        <w:shd w:fill="F0F0E8" w:val="clear"/>
         <w:spacing w:after="0"/>
       </w:pPr>
       <w:r>
@@ -7539,7 +7533,7 @@
     </w:p>
     <w:p>
       <w:pPr>
-        <w:shd w:fill="F2F2F2" w:val="clear"/>
+        <w:shd w:fill="F0F0E8" w:val="clear"/>
         <w:spacing w:after="0"/>
       </w:pPr>
       <w:r>
@@ -7553,7 +7547,7 @@
     </w:p>
     <w:p>
       <w:pPr>
-        <w:shd w:fill="F2F2F2" w:val="clear"/>
+        <w:shd w:fill="F0F0E8" w:val="clear"/>
         <w:spacing w:after="0"/>
       </w:pPr>
       <w:r>
@@ -7567,7 +7561,7 @@
     </w:p>
     <w:p>
       <w:pPr>
-        <w:shd w:fill="F2F2F2" w:val="clear"/>
+        <w:shd w:fill="F0F0E8" w:val="clear"/>
         <w:spacing w:after="0"/>
       </w:pPr>
       <w:r>
@@ -7581,7 +7575,7 @@
     </w:p>
     <w:p>
       <w:pPr>
-        <w:shd w:fill="F2F2F2" w:val="clear"/>
+        <w:shd w:fill="F0F0E8" w:val="clear"/>
         <w:spacing w:after="0"/>
       </w:pPr>
       <w:r>
@@ -7595,7 +7589,7 @@
     </w:p>
     <w:p>
       <w:pPr>
-        <w:shd w:fill="F2F2F2" w:val="clear"/>
+        <w:shd w:fill="F0F0E8" w:val="clear"/>
         <w:spacing w:after="0"/>
       </w:pPr>
       <w:r>
@@ -7609,7 +7603,7 @@
     </w:p>
     <w:p>
       <w:pPr>
-        <w:shd w:fill="F2F2F2" w:val="clear"/>
+        <w:shd w:fill="F0F0E8" w:val="clear"/>
         <w:spacing w:after="0"/>
       </w:pPr>
       <w:r>
@@ -7623,7 +7617,7 @@
     </w:p>
     <w:p>
       <w:pPr>
-        <w:shd w:fill="F2F2F2" w:val="clear"/>
+        <w:shd w:fill="F0F0E8" w:val="clear"/>
         <w:spacing w:after="0"/>
       </w:pPr>
       <w:r>
@@ -7637,7 +7631,7 @@
     </w:p>
     <w:p>
       <w:pPr>
-        <w:shd w:fill="F2F2F2" w:val="clear"/>
+        <w:shd w:fill="F0F0E8" w:val="clear"/>
         <w:spacing w:after="0"/>
       </w:pPr>
       <w:r>
@@ -7651,7 +7645,7 @@
     </w:p>
     <w:p>
       <w:pPr>
-        <w:shd w:fill="F2F2F2" w:val="clear"/>
+        <w:shd w:fill="F0F0E8" w:val="clear"/>
         <w:spacing w:after="0"/>
       </w:pPr>
       <w:r>
@@ -7665,7 +7659,7 @@
     </w:p>
     <w:p>
       <w:pPr>
-        <w:shd w:fill="F2F2F2" w:val="clear"/>
+        <w:shd w:fill="F0F0E8" w:val="clear"/>
         <w:spacing w:after="0"/>
       </w:pPr>
       <w:r>
@@ -7679,7 +7673,7 @@
     </w:p>
     <w:p>
       <w:pPr>
-        <w:shd w:fill="F2F2F2" w:val="clear"/>
+        <w:shd w:fill="F0F0E8" w:val="clear"/>
         <w:spacing w:after="0"/>
       </w:pPr>
       <w:r>
@@ -7693,7 +7687,7 @@
     </w:p>
     <w:p>
       <w:pPr>
-        <w:shd w:fill="F2F2F2" w:val="clear"/>
+        <w:shd w:fill="F0F0E8" w:val="clear"/>
         <w:spacing w:after="0"/>
       </w:pPr>
       <w:r>
@@ -7707,7 +7701,7 @@
     </w:p>
     <w:p>
       <w:pPr>
-        <w:shd w:fill="F2F2F2" w:val="clear"/>
+        <w:shd w:fill="F0F0E8" w:val="clear"/>
         <w:spacing w:after="0"/>
       </w:pPr>
       <w:r>
@@ -7721,7 +7715,7 @@
     </w:p>
     <w:p>
       <w:pPr>
-        <w:shd w:fill="F2F2F2" w:val="clear"/>
+        <w:shd w:fill="F0F0E8" w:val="clear"/>
         <w:spacing w:after="0"/>
       </w:pPr>
       <w:r>
@@ -7735,7 +7729,7 @@
     </w:p>
     <w:p>
       <w:pPr>
-        <w:shd w:fill="F2F2F2" w:val="clear"/>
+        <w:shd w:fill="F0F0E8" w:val="clear"/>
         <w:spacing w:after="0"/>
       </w:pPr>
       <w:r>
@@ -7749,7 +7743,7 @@
     </w:p>
     <w:p>
       <w:pPr>
-        <w:shd w:fill="F2F2F2" w:val="clear"/>
+        <w:shd w:fill="F0F0E8" w:val="clear"/>
         <w:spacing w:after="0"/>
       </w:pPr>
       <w:r>
@@ -7763,7 +7757,7 @@
     </w:p>
     <w:p>
       <w:pPr>
-        <w:shd w:fill="F2F2F2" w:val="clear"/>
+        <w:shd w:fill="F0F0E8" w:val="clear"/>
         <w:spacing w:after="0"/>
       </w:pPr>
       <w:r>
@@ -7777,7 +7771,7 @@
     </w:p>
     <w:p>
       <w:pPr>
-        <w:shd w:fill="F2F2F2" w:val="clear"/>
+        <w:shd w:fill="F0F0E8" w:val="clear"/>
         <w:spacing w:after="0"/>
       </w:pPr>
       <w:r>
@@ -7791,7 +7785,7 @@
     </w:p>
     <w:p>
       <w:pPr>
-        <w:shd w:fill="F2F2F2" w:val="clear"/>
+        <w:shd w:fill="F0F0E8" w:val="clear"/>
         <w:spacing w:after="0"/>
       </w:pPr>
       <w:r>
@@ -7805,7 +7799,7 @@
     </w:p>
     <w:p>
       <w:pPr>
-        <w:shd w:fill="F2F2F2" w:val="clear"/>
+        <w:shd w:fill="F0F0E8" w:val="clear"/>
         <w:spacing w:after="0"/>
       </w:pPr>
       <w:r>
@@ -7819,7 +7813,7 @@
     </w:p>
     <w:p>
       <w:pPr>
-        <w:shd w:fill="F2F2F2" w:val="clear"/>
+        <w:shd w:fill="F0F0E8" w:val="clear"/>
         <w:spacing w:after="0"/>
       </w:pPr>
       <w:r>
@@ -7833,7 +7827,7 @@
     </w:p>
     <w:p>
       <w:pPr>
-        <w:shd w:fill="F2F2F2" w:val="clear"/>
+        <w:shd w:fill="F0F0E8" w:val="clear"/>
         <w:spacing w:after="0"/>
       </w:pPr>
       <w:r>
@@ -7847,7 +7841,7 @@
     </w:p>
     <w:p>
       <w:pPr>
-        <w:shd w:fill="F2F2F2" w:val="clear"/>
+        <w:shd w:fill="F0F0E8" w:val="clear"/>
         <w:spacing w:after="0"/>
       </w:pPr>
       <w:r>
@@ -7861,7 +7855,7 @@
     </w:p>
     <w:p>
       <w:pPr>
-        <w:shd w:fill="F2F2F2" w:val="clear"/>
+        <w:shd w:fill="F0F0E8" w:val="clear"/>
         <w:spacing w:after="0"/>
       </w:pPr>
       <w:r>
@@ -7875,7 +7869,7 @@
     </w:p>
     <w:p>
       <w:pPr>
-        <w:shd w:fill="F2F2F2" w:val="clear"/>
+        <w:shd w:fill="F0F0E8" w:val="clear"/>
         <w:spacing w:after="0"/>
       </w:pPr>
       <w:r>
@@ -7889,7 +7883,7 @@
     </w:p>
     <w:p>
       <w:pPr>
-        <w:shd w:fill="F2F2F2" w:val="clear"/>
+        <w:shd w:fill="F0F0E8" w:val="clear"/>
         <w:spacing w:after="0"/>
       </w:pPr>
       <w:r>
@@ -7903,7 +7897,7 @@
     </w:p>
     <w:p>
       <w:pPr>
-        <w:shd w:fill="F2F2F2" w:val="clear"/>
+        <w:shd w:fill="F0F0E8" w:val="clear"/>
         <w:spacing w:after="0"/>
       </w:pPr>
       <w:r>
@@ -7917,7 +7911,7 @@
     </w:p>
     <w:p>
       <w:pPr>
-        <w:shd w:fill="F2F2F2" w:val="clear"/>
+        <w:shd w:fill="F0F0E8" w:val="clear"/>
         <w:spacing w:after="0"/>
       </w:pPr>
       <w:r>
@@ -7931,7 +7925,7 @@
     </w:p>
     <w:p>
       <w:pPr>
-        <w:shd w:fill="F2F2F2" w:val="clear"/>
+        <w:shd w:fill="F0F0E8" w:val="clear"/>
         <w:spacing w:after="0"/>
       </w:pPr>
       <w:r>
@@ -7945,7 +7939,7 @@
     </w:p>
     <w:p>
       <w:pPr>
-        <w:shd w:fill="F2F2F2" w:val="clear"/>
+        <w:shd w:fill="F0F0E8" w:val="clear"/>
         <w:spacing w:after="0"/>
       </w:pPr>
       <w:r>
@@ -7959,7 +7953,7 @@
     </w:p>
     <w:p>
       <w:pPr>
-        <w:shd w:fill="F2F2F2" w:val="clear"/>
+        <w:shd w:fill="F0F0E8" w:val="clear"/>
         <w:spacing w:after="0"/>
       </w:pPr>
       <w:r>
@@ -7973,7 +7967,7 @@
     </w:p>
     <w:p>
       <w:pPr>
-        <w:shd w:fill="F2F2F2" w:val="clear"/>
+        <w:shd w:fill="F0F0E8" w:val="clear"/>
         <w:spacing w:after="0"/>
       </w:pPr>
       <w:r>
@@ -7987,7 +7981,7 @@
     </w:p>
     <w:p>
       <w:pPr>
-        <w:shd w:fill="F2F2F2" w:val="clear"/>
+        <w:shd w:fill="F0F0E8" w:val="clear"/>
         <w:spacing w:after="0"/>
       </w:pPr>
       <w:r>
@@ -8001,7 +7995,7 @@
     </w:p>
     <w:p>
       <w:pPr>
-        <w:shd w:fill="F2F2F2" w:val="clear"/>
+        <w:shd w:fill="F0F0E8" w:val="clear"/>
         <w:spacing w:after="0"/>
       </w:pPr>
       <w:r>
@@ -8015,7 +8009,7 @@
     </w:p>
     <w:p>
       <w:pPr>
-        <w:shd w:fill="F2F2F2" w:val="clear"/>
+        <w:shd w:fill="F0F0E8" w:val="clear"/>
         <w:spacing w:after="0"/>
       </w:pPr>
       <w:r>
@@ -8029,7 +8023,7 @@
     </w:p>
     <w:p>
       <w:pPr>
-        <w:shd w:fill="F2F2F2" w:val="clear"/>
+        <w:shd w:fill="F0F0E8" w:val="clear"/>
         <w:spacing w:after="0"/>
       </w:pPr>
       <w:r>
@@ -8043,7 +8037,7 @@
     </w:p>
     <w:p>
       <w:pPr>
-        <w:shd w:fill="F2F2F2" w:val="clear"/>
+        <w:shd w:fill="F0F0E8" w:val="clear"/>
         <w:spacing w:after="0"/>
       </w:pPr>
       <w:r>
@@ -8057,7 +8051,7 @@
     </w:p>
     <w:p>
       <w:pPr>
-        <w:shd w:fill="F2F2F2" w:val="clear"/>
+        <w:shd w:fill="F0F0E8" w:val="clear"/>
         <w:spacing w:after="0"/>
       </w:pPr>
       <w:r>
@@ -8087,7 +8081,7 @@
     </w:p>
     <w:p>
       <w:pPr>
-        <w:shd w:fill="F2F2F2" w:val="clear"/>
+        <w:shd w:fill="F0F0E8" w:val="clear"/>
         <w:spacing w:after="0"/>
       </w:pPr>
       <w:r>
@@ -8101,7 +8095,7 @@
     </w:p>
     <w:p>
       <w:pPr>
-        <w:shd w:fill="F2F2F2" w:val="clear"/>
+        <w:shd w:fill="F0F0E8" w:val="clear"/>
         <w:spacing w:after="0"/>
       </w:pPr>
       <w:r>
@@ -8115,7 +8109,7 @@
     </w:p>
     <w:p>
       <w:pPr>
-        <w:shd w:fill="F2F2F2" w:val="clear"/>
+        <w:shd w:fill="F0F0E8" w:val="clear"/>
         <w:spacing w:after="0"/>
       </w:pPr>
       <w:r>
@@ -8129,7 +8123,7 @@
     </w:p>
     <w:p>
       <w:pPr>
-        <w:shd w:fill="F2F2F2" w:val="clear"/>
+        <w:shd w:fill="F0F0E8" w:val="clear"/>
         <w:spacing w:after="0"/>
       </w:pPr>
       <w:r>
@@ -8143,7 +8137,7 @@
     </w:p>
     <w:p>
       <w:pPr>
-        <w:shd w:fill="F2F2F2" w:val="clear"/>
+        <w:shd w:fill="F0F0E8" w:val="clear"/>
         <w:spacing w:after="0"/>
       </w:pPr>
       <w:r>
@@ -8157,7 +8151,7 @@
     </w:p>
     <w:p>
       <w:pPr>
-        <w:shd w:fill="F2F2F2" w:val="clear"/>
+        <w:shd w:fill="F0F0E8" w:val="clear"/>
         <w:spacing w:after="0"/>
       </w:pPr>
       <w:r>
@@ -8171,7 +8165,7 @@
     </w:p>
     <w:p>
       <w:pPr>
-        <w:shd w:fill="F2F2F2" w:val="clear"/>
+        <w:shd w:fill="F0F0E8" w:val="clear"/>
         <w:spacing w:after="0"/>
       </w:pPr>
       <w:r>
@@ -8185,7 +8179,7 @@
     </w:p>
     <w:p>
       <w:pPr>
-        <w:shd w:fill="F2F2F2" w:val="clear"/>
+        <w:shd w:fill="F0F0E8" w:val="clear"/>
         <w:spacing w:after="0"/>
       </w:pPr>
       <w:r>
@@ -8199,7 +8193,7 @@
     </w:p>
     <w:p>
       <w:pPr>
-        <w:shd w:fill="F2F2F2" w:val="clear"/>
+        <w:shd w:fill="F0F0E8" w:val="clear"/>
         <w:spacing w:after="0"/>
       </w:pPr>
       <w:r>
@@ -8213,7 +8207,7 @@
     </w:p>
     <w:p>
       <w:pPr>
-        <w:shd w:fill="F2F2F2" w:val="clear"/>
+        <w:shd w:fill="F0F0E8" w:val="clear"/>
         <w:spacing w:after="0"/>
       </w:pPr>
       <w:r>
@@ -8227,7 +8221,7 @@
     </w:p>
     <w:p>
       <w:pPr>
-        <w:shd w:fill="F2F2F2" w:val="clear"/>
+        <w:shd w:fill="F0F0E8" w:val="clear"/>
         <w:spacing w:after="0"/>
       </w:pPr>
       <w:r>
@@ -8241,7 +8235,7 @@
     </w:p>
     <w:p>
       <w:pPr>
-        <w:shd w:fill="F2F2F2" w:val="clear"/>
+        <w:shd w:fill="F0F0E8" w:val="clear"/>
         <w:spacing w:after="0"/>
       </w:pPr>
       <w:r>
@@ -8255,7 +8249,7 @@
     </w:p>
     <w:p>
       <w:pPr>
-        <w:shd w:fill="F2F2F2" w:val="clear"/>
+        <w:shd w:fill="F0F0E8" w:val="clear"/>
         <w:spacing w:after="0"/>
       </w:pPr>
       <w:r>
@@ -8269,7 +8263,7 @@
     </w:p>
     <w:p>
       <w:pPr>
-        <w:shd w:fill="F2F2F2" w:val="clear"/>
+        <w:shd w:fill="F0F0E8" w:val="clear"/>
         <w:spacing w:after="0"/>
       </w:pPr>
       <w:r>
@@ -8283,7 +8277,7 @@
     </w:p>
     <w:p>
       <w:pPr>
-        <w:shd w:fill="F2F2F2" w:val="clear"/>
+        <w:shd w:fill="F0F0E8" w:val="clear"/>
         <w:spacing w:after="0"/>
       </w:pPr>
       <w:r>
@@ -8297,7 +8291,7 @@
     </w:p>
     <w:p>
       <w:pPr>
-        <w:shd w:fill="F2F2F2" w:val="clear"/>
+        <w:shd w:fill="F0F0E8" w:val="clear"/>
         <w:spacing w:after="0"/>
       </w:pPr>
       <w:r>
@@ -8311,7 +8305,7 @@
     </w:p>
     <w:p>
       <w:pPr>
-        <w:shd w:fill="F2F2F2" w:val="clear"/>
+        <w:shd w:fill="F0F0E8" w:val="clear"/>
         <w:spacing w:after="0"/>
       </w:pPr>
       <w:r>
@@ -8325,7 +8319,7 @@
     </w:p>
     <w:p>
       <w:pPr>
-        <w:shd w:fill="F2F2F2" w:val="clear"/>
+        <w:shd w:fill="F0F0E8" w:val="clear"/>
         <w:spacing w:after="0"/>
       </w:pPr>
       <w:r>
@@ -8339,7 +8333,7 @@
     </w:p>
     <w:p>
       <w:pPr>
-        <w:shd w:fill="F2F2F2" w:val="clear"/>
+        <w:shd w:fill="F0F0E8" w:val="clear"/>
         <w:spacing w:after="0"/>
       </w:pPr>
       <w:r>
@@ -8353,7 +8347,7 @@
     </w:p>
     <w:p>
       <w:pPr>
-        <w:shd w:fill="F2F2F2" w:val="clear"/>
+        <w:shd w:fill="F0F0E8" w:val="clear"/>
         <w:spacing w:after="0"/>
       </w:pPr>
       <w:r>
@@ -8367,7 +8361,7 @@
     </w:p>
     <w:p>
       <w:pPr>
-        <w:shd w:fill="F2F2F2" w:val="clear"/>
+        <w:shd w:fill="F0F0E8" w:val="clear"/>
         <w:spacing w:after="0"/>
       </w:pPr>
       <w:r>
@@ -8381,7 +8375,7 @@
     </w:p>
     <w:p>
       <w:pPr>
-        <w:shd w:fill="F2F2F2" w:val="clear"/>
+        <w:shd w:fill="F0F0E8" w:val="clear"/>
         <w:spacing w:after="0"/>
       </w:pPr>
       <w:r>
@@ -8395,7 +8389,7 @@
     </w:p>
     <w:p>
       <w:pPr>
-        <w:shd w:fill="F2F2F2" w:val="clear"/>
+        <w:shd w:fill="F0F0E8" w:val="clear"/>
         <w:spacing w:after="0"/>
       </w:pPr>
       <w:r>
@@ -8409,7 +8403,7 @@
     </w:p>
     <w:p>
       <w:pPr>
-        <w:shd w:fill="F2F2F2" w:val="clear"/>
+        <w:shd w:fill="F0F0E8" w:val="clear"/>
         <w:spacing w:after="0"/>
       </w:pPr>
       <w:r>
@@ -8423,7 +8417,7 @@
     </w:p>
     <w:p>
       <w:pPr>
-        <w:shd w:fill="F2F2F2" w:val="clear"/>
+        <w:shd w:fill="F0F0E8" w:val="clear"/>
         <w:spacing w:after="0"/>
       </w:pPr>
       <w:r>
@@ -8437,7 +8431,7 @@
     </w:p>
     <w:p>
       <w:pPr>
-        <w:shd w:fill="F2F2F2" w:val="clear"/>
+        <w:shd w:fill="F0F0E8" w:val="clear"/>
         <w:spacing w:after="0"/>
       </w:pPr>
       <w:r>
@@ -8451,7 +8445,7 @@
     </w:p>
     <w:p>
       <w:pPr>
-        <w:shd w:fill="F2F2F2" w:val="clear"/>
+        <w:shd w:fill="F0F0E8" w:val="clear"/>
         <w:spacing w:after="0"/>
       </w:pPr>
       <w:r>
@@ -8465,7 +8459,7 @@
     </w:p>
     <w:p>
       <w:pPr>
-        <w:shd w:fill="F2F2F2" w:val="clear"/>
+        <w:shd w:fill="F0F0E8" w:val="clear"/>
         <w:spacing w:after="0"/>
       </w:pPr>
       <w:r>
@@ -8479,7 +8473,7 @@
     </w:p>
     <w:p>
       <w:pPr>
-        <w:shd w:fill="F2F2F2" w:val="clear"/>
+        <w:shd w:fill="F0F0E8" w:val="clear"/>
         <w:spacing w:after="0"/>
       </w:pPr>
       <w:r>
@@ -8493,7 +8487,7 @@
     </w:p>
     <w:p>
       <w:pPr>
-        <w:shd w:fill="F2F2F2" w:val="clear"/>
+        <w:shd w:fill="F0F0E8" w:val="clear"/>
         <w:spacing w:after="0"/>
       </w:pPr>
       <w:r>
@@ -8507,7 +8501,7 @@
     </w:p>
     <w:p>
       <w:pPr>
-        <w:shd w:fill="F2F2F2" w:val="clear"/>
+        <w:shd w:fill="F0F0E8" w:val="clear"/>
         <w:spacing w:after="0"/>
       </w:pPr>
       <w:r>
@@ -8521,7 +8515,7 @@
     </w:p>
     <w:p>
       <w:pPr>
-        <w:shd w:fill="F2F2F2" w:val="clear"/>
+        <w:shd w:fill="F0F0E8" w:val="clear"/>
         <w:spacing w:after="0"/>
       </w:pPr>
       <w:r>
@@ -8535,7 +8529,7 @@
     </w:p>
     <w:p>
       <w:pPr>
-        <w:shd w:fill="F2F2F2" w:val="clear"/>
+        <w:shd w:fill="F0F0E8" w:val="clear"/>
         <w:spacing w:after="0"/>
       </w:pPr>
       <w:r>
@@ -8549,7 +8543,7 @@
     </w:p>
     <w:p>
       <w:pPr>
-        <w:shd w:fill="F2F2F2" w:val="clear"/>
+        <w:shd w:fill="F0F0E8" w:val="clear"/>
         <w:spacing w:after="0"/>
       </w:pPr>
       <w:r>
@@ -8563,7 +8557,7 @@
     </w:p>
     <w:p>
       <w:pPr>
-        <w:shd w:fill="F2F2F2" w:val="clear"/>
+        <w:shd w:fill="F0F0E8" w:val="clear"/>
         <w:spacing w:after="0"/>
       </w:pPr>
       <w:r>
@@ -8577,7 +8571,7 @@
     </w:p>
     <w:p>
       <w:pPr>
-        <w:shd w:fill="F2F2F2" w:val="clear"/>
+        <w:shd w:fill="F0F0E8" w:val="clear"/>
         <w:spacing w:after="0"/>
       </w:pPr>
       <w:r>
@@ -8591,7 +8585,7 @@
     </w:p>
     <w:p>
       <w:pPr>
-        <w:shd w:fill="F2F2F2" w:val="clear"/>
+        <w:shd w:fill="F0F0E8" w:val="clear"/>
         <w:spacing w:after="0"/>
       </w:pPr>
       <w:r>
@@ -8605,7 +8599,7 @@
     </w:p>
     <w:p>
       <w:pPr>
-        <w:shd w:fill="F2F2F2" w:val="clear"/>
+        <w:shd w:fill="F0F0E8" w:val="clear"/>
         <w:spacing w:after="0"/>
       </w:pPr>
       <w:r>
@@ -8619,7 +8613,7 @@
     </w:p>
     <w:p>
       <w:pPr>
-        <w:shd w:fill="F2F2F2" w:val="clear"/>
+        <w:shd w:fill="F0F0E8" w:val="clear"/>
         <w:spacing w:after="0"/>
       </w:pPr>
       <w:r>
@@ -8633,7 +8627,7 @@
     </w:p>
     <w:p>
       <w:pPr>
-        <w:shd w:fill="F2F2F2" w:val="clear"/>
+        <w:shd w:fill="F0F0E8" w:val="clear"/>
         <w:spacing w:after="0"/>
       </w:pPr>
       <w:r>
@@ -8647,7 +8641,7 @@
     </w:p>
     <w:p>
       <w:pPr>
-        <w:shd w:fill="F2F2F2" w:val="clear"/>
+        <w:shd w:fill="F0F0E8" w:val="clear"/>
         <w:spacing w:after="0"/>
       </w:pPr>
       <w:r>
@@ -8661,7 +8655,7 @@
     </w:p>
     <w:p>
       <w:pPr>
-        <w:shd w:fill="F2F2F2" w:val="clear"/>
+        <w:shd w:fill="F0F0E8" w:val="clear"/>
         <w:spacing w:after="0"/>
       </w:pPr>
       <w:r>
@@ -8675,7 +8669,7 @@
     </w:p>
     <w:p>
       <w:pPr>
-        <w:shd w:fill="F2F2F2" w:val="clear"/>
+        <w:shd w:fill="F0F0E8" w:val="clear"/>
         <w:spacing w:after="0"/>
       </w:pPr>
       <w:r>
@@ -8689,7 +8683,7 @@
     </w:p>
     <w:p>
       <w:pPr>
-        <w:shd w:fill="F2F2F2" w:val="clear"/>
+        <w:shd w:fill="F0F0E8" w:val="clear"/>
         <w:spacing w:after="0"/>
       </w:pPr>
       <w:r>
@@ -8703,7 +8697,7 @@
     </w:p>
     <w:p>
       <w:pPr>
-        <w:shd w:fill="F2F2F2" w:val="clear"/>
+        <w:shd w:fill="F0F0E8" w:val="clear"/>
         <w:spacing w:after="0"/>
       </w:pPr>
       <w:r>
@@ -8717,7 +8711,7 @@
     </w:p>
     <w:p>
       <w:pPr>
-        <w:shd w:fill="F2F2F2" w:val="clear"/>
+        <w:shd w:fill="F0F0E8" w:val="clear"/>
         <w:spacing w:after="0"/>
       </w:pPr>
       <w:r>
@@ -8731,7 +8725,7 @@
     </w:p>
     <w:p>
       <w:pPr>
-        <w:shd w:fill="F2F2F2" w:val="clear"/>
+        <w:shd w:fill="F0F0E8" w:val="clear"/>
         <w:spacing w:after="0"/>
       </w:pPr>
       <w:r>
@@ -8745,7 +8739,7 @@
     </w:p>
     <w:p>
       <w:pPr>
-        <w:shd w:fill="F2F2F2" w:val="clear"/>
+        <w:shd w:fill="F0F0E8" w:val="clear"/>
         <w:spacing w:after="0"/>
       </w:pPr>
       <w:r>
@@ -8759,7 +8753,7 @@
     </w:p>
     <w:p>
       <w:pPr>
-        <w:shd w:fill="F2F2F2" w:val="clear"/>
+        <w:shd w:fill="F0F0E8" w:val="clear"/>
         <w:spacing w:after="0"/>
       </w:pPr>
       <w:r>
@@ -8773,7 +8767,7 @@
     </w:p>
     <w:p>
       <w:pPr>
-        <w:shd w:fill="F2F2F2" w:val="clear"/>
+        <w:shd w:fill="F0F0E8" w:val="clear"/>
         <w:spacing w:after="0"/>
       </w:pPr>
       <w:r>
@@ -8787,7 +8781,7 @@
     </w:p>
     <w:p>
       <w:pPr>
-        <w:shd w:fill="F2F2F2" w:val="clear"/>
+        <w:shd w:fill="F0F0E8" w:val="clear"/>
         <w:spacing w:after="0"/>
       </w:pPr>
       <w:r>
@@ -8801,7 +8795,7 @@
     </w:p>
     <w:p>
       <w:pPr>
-        <w:shd w:fill="F2F2F2" w:val="clear"/>
+        <w:shd w:fill="F0F0E8" w:val="clear"/>
         <w:spacing w:after="0"/>
       </w:pPr>
       <w:r>
@@ -8815,7 +8809,7 @@
     </w:p>
     <w:p>
       <w:pPr>
-        <w:shd w:fill="F2F2F2" w:val="clear"/>
+        <w:shd w:fill="F0F0E8" w:val="clear"/>
         <w:spacing w:after="0"/>
       </w:pPr>
       <w:r>
@@ -8829,7 +8823,7 @@
     </w:p>
     <w:p>
       <w:pPr>
-        <w:shd w:fill="F2F2F2" w:val="clear"/>
+        <w:shd w:fill="F0F0E8" w:val="clear"/>
         <w:spacing w:after="0"/>
       </w:pPr>
       <w:r>
@@ -8843,7 +8837,7 @@
     </w:p>
     <w:p>
       <w:pPr>
-        <w:shd w:fill="F2F2F2" w:val="clear"/>
+        <w:shd w:fill="F0F0E8" w:val="clear"/>
         <w:spacing w:after="0"/>
       </w:pPr>
       <w:r>
@@ -8857,7 +8851,7 @@
     </w:p>
     <w:p>
       <w:pPr>
-        <w:shd w:fill="F2F2F2" w:val="clear"/>
+        <w:shd w:fill="F0F0E8" w:val="clear"/>
         <w:spacing w:after="0"/>
       </w:pPr>
       <w:r>
@@ -8871,7 +8865,7 @@
     </w:p>
     <w:p>
       <w:pPr>
-        <w:shd w:fill="F2F2F2" w:val="clear"/>
+        <w:shd w:fill="F0F0E8" w:val="clear"/>
         <w:spacing w:after="0"/>
       </w:pPr>
       <w:r>
@@ -8885,7 +8879,7 @@
     </w:p>
     <w:p>
       <w:pPr>
-        <w:shd w:fill="F2F2F2" w:val="clear"/>
+        <w:shd w:fill="F0F0E8" w:val="clear"/>
         <w:spacing w:after="0"/>
       </w:pPr>
       <w:r>
@@ -8899,7 +8893,7 @@
     </w:p>
     <w:p>
       <w:pPr>
-        <w:shd w:fill="F2F2F2" w:val="clear"/>
+        <w:shd w:fill="F0F0E8" w:val="clear"/>
         <w:spacing w:after="0"/>
       </w:pPr>
       <w:r>
@@ -8913,7 +8907,7 @@
     </w:p>
     <w:p>
       <w:pPr>
-        <w:shd w:fill="F2F2F2" w:val="clear"/>
+        <w:shd w:fill="F0F0E8" w:val="clear"/>
         <w:spacing w:after="0"/>
       </w:pPr>
       <w:r>
@@ -8927,7 +8921,7 @@
     </w:p>
     <w:p>
       <w:pPr>
-        <w:shd w:fill="F2F2F2" w:val="clear"/>
+        <w:shd w:fill="F0F0E8" w:val="clear"/>
         <w:spacing w:after="0"/>
       </w:pPr>
       <w:r>
@@ -8941,7 +8935,7 @@
     </w:p>
     <w:p>
       <w:pPr>
-        <w:shd w:fill="F2F2F2" w:val="clear"/>
+        <w:shd w:fill="F0F0E8" w:val="clear"/>
         <w:spacing w:after="0"/>
       </w:pPr>
       <w:r>
@@ -8955,7 +8949,7 @@
     </w:p>
     <w:p>
       <w:pPr>
-        <w:shd w:fill="F2F2F2" w:val="clear"/>
+        <w:shd w:fill="F0F0E8" w:val="clear"/>
         <w:spacing w:after="0"/>
       </w:pPr>
       <w:r>
@@ -8969,7 +8963,7 @@
     </w:p>
     <w:p>
       <w:pPr>
-        <w:shd w:fill="F2F2F2" w:val="clear"/>
+        <w:shd w:fill="F0F0E8" w:val="clear"/>
         <w:spacing w:after="0"/>
       </w:pPr>
       <w:r>
@@ -8983,7 +8977,7 @@
     </w:p>
     <w:p>
       <w:pPr>
-        <w:shd w:fill="F2F2F2" w:val="clear"/>
+        <w:shd w:fill="F0F0E8" w:val="clear"/>
         <w:spacing w:after="0"/>
       </w:pPr>
       <w:r>
@@ -8997,7 +8991,7 @@
     </w:p>
     <w:p>
       <w:pPr>
-        <w:shd w:fill="F2F2F2" w:val="clear"/>
+        <w:shd w:fill="F0F0E8" w:val="clear"/>
         <w:spacing w:after="0"/>
       </w:pPr>
       <w:r>
@@ -9011,7 +9005,7 @@
     </w:p>
     <w:p>
       <w:pPr>
-        <w:shd w:fill="F2F2F2" w:val="clear"/>
+        <w:shd w:fill="F0F0E8" w:val="clear"/>
         <w:spacing w:after="0"/>
       </w:pPr>
       <w:r>
@@ -9025,7 +9019,7 @@
     </w:p>
     <w:p>
       <w:pPr>
-        <w:shd w:fill="F2F2F2" w:val="clear"/>
+        <w:shd w:fill="F0F0E8" w:val="clear"/>
         <w:spacing w:after="0"/>
       </w:pPr>
       <w:r>
@@ -9039,7 +9033,7 @@
     </w:p>
     <w:p>
       <w:pPr>
-        <w:shd w:fill="F2F2F2" w:val="clear"/>
+        <w:shd w:fill="F0F0E8" w:val="clear"/>
         <w:spacing w:after="0"/>
       </w:pPr>
       <w:r>
@@ -9053,7 +9047,7 @@
     </w:p>
     <w:p>
       <w:pPr>
-        <w:shd w:fill="F2F2F2" w:val="clear"/>
+        <w:shd w:fill="F0F0E8" w:val="clear"/>
         <w:spacing w:after="0"/>
       </w:pPr>
       <w:r>
@@ -9067,7 +9061,7 @@
     </w:p>
     <w:p>
       <w:pPr>
-        <w:shd w:fill="F2F2F2" w:val="clear"/>
+        <w:shd w:fill="F0F0E8" w:val="clear"/>
         <w:spacing w:after="0"/>
       </w:pPr>
       <w:r>
@@ -9081,7 +9075,7 @@
     </w:p>
     <w:p>
       <w:pPr>
-        <w:shd w:fill="F2F2F2" w:val="clear"/>
+        <w:shd w:fill="F0F0E8" w:val="clear"/>
         <w:spacing w:after="0"/>
       </w:pPr>
       <w:r>
@@ -9095,7 +9089,7 @@
     </w:p>
     <w:p>
       <w:pPr>
-        <w:shd w:fill="F2F2F2" w:val="clear"/>
+        <w:shd w:fill="F0F0E8" w:val="clear"/>
         <w:spacing w:after="0"/>
       </w:pPr>
       <w:r>
@@ -9109,7 +9103,7 @@
     </w:p>
     <w:p>
       <w:pPr>
-        <w:shd w:fill="F2F2F2" w:val="clear"/>
+        <w:shd w:fill="F0F0E8" w:val="clear"/>
         <w:spacing w:after="0"/>
       </w:pPr>
       <w:r>
@@ -9123,7 +9117,7 @@
     </w:p>
     <w:p>
       <w:pPr>
-        <w:shd w:fill="F2F2F2" w:val="clear"/>
+        <w:shd w:fill="F0F0E8" w:val="clear"/>
         <w:spacing w:after="0"/>
       </w:pPr>
       <w:r>
@@ -9137,7 +9131,7 @@
     </w:p>
     <w:p>
       <w:pPr>
-        <w:shd w:fill="F2F2F2" w:val="clear"/>
+        <w:shd w:fill="F0F0E8" w:val="clear"/>
         <w:spacing w:after="0"/>
       </w:pPr>
       <w:r>
@@ -9151,7 +9145,7 @@
     </w:p>
     <w:p>
       <w:pPr>
-        <w:shd w:fill="F2F2F2" w:val="clear"/>
+        <w:shd w:fill="F0F0E8" w:val="clear"/>
         <w:spacing w:after="0"/>
       </w:pPr>
       <w:r>
@@ -9165,7 +9159,7 @@
     </w:p>
     <w:p>
       <w:pPr>
-        <w:shd w:fill="F2F2F2" w:val="clear"/>
+        <w:shd w:fill="F0F0E8" w:val="clear"/>
         <w:spacing w:after="0"/>
       </w:pPr>
       <w:r>
@@ -9179,7 +9173,7 @@
     </w:p>
     <w:p>
       <w:pPr>
-        <w:shd w:fill="F2F2F2" w:val="clear"/>
+        <w:shd w:fill="F0F0E8" w:val="clear"/>
         <w:spacing w:after="0"/>
       </w:pPr>
       <w:r>
@@ -9193,7 +9187,7 @@
     </w:p>
     <w:p>
       <w:pPr>
-        <w:shd w:fill="F2F2F2" w:val="clear"/>
+        <w:shd w:fill="F0F0E8" w:val="clear"/>
         <w:spacing w:after="0"/>
       </w:pPr>
       <w:r>
@@ -9207,7 +9201,7 @@
     </w:p>
     <w:p>
       <w:pPr>
-        <w:shd w:fill="F2F2F2" w:val="clear"/>
+        <w:shd w:fill="F0F0E8" w:val="clear"/>
         <w:spacing w:after="0"/>
       </w:pPr>
       <w:r>
@@ -9221,7 +9215,7 @@
     </w:p>
     <w:p>
       <w:pPr>
-        <w:shd w:fill="F2F2F2" w:val="clear"/>
+        <w:shd w:fill="F0F0E8" w:val="clear"/>
         <w:spacing w:after="0"/>
       </w:pPr>
       <w:r>
@@ -9235,7 +9229,7 @@
     </w:p>
     <w:p>
       <w:pPr>
-        <w:shd w:fill="F2F2F2" w:val="clear"/>
+        <w:shd w:fill="F0F0E8" w:val="clear"/>
         <w:spacing w:after="0"/>
       </w:pPr>
       <w:r>
@@ -9249,7 +9243,7 @@
     </w:p>
     <w:p>
       <w:pPr>
-        <w:shd w:fill="F2F2F2" w:val="clear"/>
+        <w:shd w:fill="F0F0E8" w:val="clear"/>
         <w:spacing w:after="0"/>
       </w:pPr>
       <w:r>
@@ -9263,7 +9257,7 @@
     </w:p>
     <w:p>
       <w:pPr>
-        <w:shd w:fill="F2F2F2" w:val="clear"/>
+        <w:shd w:fill="F0F0E8" w:val="clear"/>
         <w:spacing w:after="0"/>
       </w:pPr>
       <w:r>
@@ -9277,7 +9271,7 @@
     </w:p>
     <w:p>
       <w:pPr>
-        <w:shd w:fill="F2F2F2" w:val="clear"/>
+        <w:shd w:fill="F0F0E8" w:val="clear"/>
         <w:spacing w:after="0"/>
       </w:pPr>
       <w:r>
@@ -9291,7 +9285,7 @@
     </w:p>
     <w:p>
       <w:pPr>
-        <w:shd w:fill="F2F2F2" w:val="clear"/>
+        <w:shd w:fill="F0F0E8" w:val="clear"/>
         <w:spacing w:after="0"/>
       </w:pPr>
       <w:r>
@@ -9305,7 +9299,7 @@
     </w:p>
     <w:p>
       <w:pPr>
-        <w:shd w:fill="F2F2F2" w:val="clear"/>
+        <w:shd w:fill="F0F0E8" w:val="clear"/>
         <w:spacing w:after="0"/>
       </w:pPr>
       <w:r>
@@ -9319,7 +9313,7 @@
     </w:p>
     <w:p>
       <w:pPr>
-        <w:shd w:fill="F2F2F2" w:val="clear"/>
+        <w:shd w:fill="F0F0E8" w:val="clear"/>
         <w:spacing w:after="0"/>
       </w:pPr>
       <w:r>
@@ -9333,7 +9327,7 @@
     </w:p>
     <w:p>
       <w:pPr>
-        <w:shd w:fill="F2F2F2" w:val="clear"/>
+        <w:shd w:fill="F0F0E8" w:val="clear"/>
         <w:spacing w:after="0"/>
       </w:pPr>
       <w:r>
@@ -9347,7 +9341,7 @@
     </w:p>
     <w:p>
       <w:pPr>
-        <w:shd w:fill="F2F2F2" w:val="clear"/>
+        <w:shd w:fill="F0F0E8" w:val="clear"/>
         <w:spacing w:after="0"/>
       </w:pPr>
       <w:r>
@@ -9361,7 +9355,7 @@
     </w:p>
     <w:p>
       <w:pPr>
-        <w:shd w:fill="F2F2F2" w:val="clear"/>
+        <w:shd w:fill="F0F0E8" w:val="clear"/>
         <w:spacing w:after="0"/>
       </w:pPr>
       <w:r>
@@ -9375,7 +9369,7 @@
     </w:p>
     <w:p>
       <w:pPr>
-        <w:shd w:fill="F2F2F2" w:val="clear"/>
+        <w:shd w:fill="F0F0E8" w:val="clear"/>
         <w:spacing w:after="0"/>
       </w:pPr>
       <w:r>
@@ -9389,7 +9383,7 @@
     </w:p>
     <w:p>
       <w:pPr>
-        <w:shd w:fill="F2F2F2" w:val="clear"/>
+        <w:shd w:fill="F0F0E8" w:val="clear"/>
         <w:spacing w:after="0"/>
       </w:pPr>
       <w:r>
@@ -9410,7 +9404,6 @@
       </w:r>
     </w:p>
     <w:sectPr>
-      <w:footerReference w:type="default" r:id="rId7"/>
       <w:pgSz w:w="12240" w:h="15840" w:orient="portrait"/>
       <w:pgMar w:top="1440" w:right="1440" w:bottom="1440" w:left="1440" w:header="708" w:footer="708" w:gutter="0"/>
       <w:pgNumType/>
@@ -9459,25 +9452,6 @@
     </w:p>
   </w:endnote>
 </w:endnotes>
-</file>
-
-<file path=word/footer1.xml><?xml version="1.0" encoding="utf-8"?>
-<w:ftr xmlns:wpc="http://schemas.microsoft.com/office/word/2010/wordprocessingCanvas" xmlns:mc="http://schemas.openxmlformats.org/markup-compatibility/2006" xmlns:o="urn:schemas-microsoft-com:office:office" xmlns:r="http://schemas.openxmlformats.org/officeDocument/2006/relationships" xmlns:m="http://schemas.openxmlformats.org/officeDocument/2006/math" xmlns:v="urn:schemas-microsoft-com:vml" xmlns:wp14="http://schemas.microsoft.com/office/word/2010/wordprocessingDrawing" xmlns:wp="http://schemas.openxmlformats.org/drawingml/2006/wordprocessingDrawing" xmlns:w10="urn:schemas-microsoft-com:office:word" xmlns:w="http://schemas.openxmlformats.org/wordprocessingml/2006/main" xmlns:w14="http://schemas.microsoft.com/office/word/2010/wordml" xmlns:w15="http://schemas.microsoft.com/office/word/2012/wordml" xmlns:wpg="http://schemas.microsoft.com/office/word/2010/wordprocessingGroup" xmlns:wpi="http://schemas.microsoft.com/office/word/2010/wordprocessingInk" xmlns:wne="http://schemas.microsoft.com/office/word/2006/wordml" xmlns:wps="http://schemas.microsoft.com/office/word/2010/wordprocessingShape">
-  <w:p>
-    <w:pPr>
-      <w:jc w:val="center"/>
-    </w:pPr>
-    <w:r>
-      <w:t xml:space="preserve">Page </w:t>
-    </w:r>
-    <w:r>
-      <w:fldChar w:fldCharType="begin"/>
-      <w:instrText xml:space="preserve">PAGE</w:instrText>
-      <w:fldChar w:fldCharType="separate"/>
-      <w:fldChar w:fldCharType="end"/>
-    </w:r>
-  </w:p>
-</w:ftr>
 </file>
 
 <file path=word/footnotes.xml><?xml version="1.0" encoding="utf-8"?>
@@ -9635,7 +9609,7 @@
   <w:docDefaults>
     <w:rPrDefault>
       <w:rPr>
-        <w:rFonts w:ascii="Arial" w:cs="Arial" w:eastAsia="Arial" w:hAnsi="Arial"/>
+        <w:rFonts w:ascii="Calibri" w:cs="Calibri" w:eastAsia="Calibri" w:hAnsi="Calibri"/>
         <w:sz w:val="22"/>
         <w:szCs w:val="22"/>
       </w:rPr>
@@ -9822,7 +9796,7 @@
       <w:spacing w:after="120"/>
     </w:pPr>
     <w:rPr>
-      <w:rFonts w:ascii="Arial" w:cs="Arial" w:eastAsia="Arial" w:hAnsi="Arial"/>
+      <w:rFonts w:ascii="Calibri" w:cs="Calibri" w:eastAsia="Calibri" w:hAnsi="Calibri"/>
       <w:b/>
       <w:bCs/>
       <w:sz w:val="44"/>
@@ -9839,7 +9813,7 @@
       <w:outlineLvl w:val="0"/>
     </w:pPr>
     <w:rPr>
-      <w:rFonts w:ascii="Arial" w:cs="Arial" w:eastAsia="Arial" w:hAnsi="Arial"/>
+      <w:rFonts w:ascii="Calibri" w:cs="Calibri" w:eastAsia="Calibri" w:hAnsi="Calibri"/>
       <w:b/>
       <w:bCs/>
       <w:color w:val="2E74B5"/>
@@ -9857,7 +9831,7 @@
       <w:outlineLvl w:val="1"/>
     </w:pPr>
     <w:rPr>
-      <w:rFonts w:ascii="Arial" w:cs="Arial" w:eastAsia="Arial" w:hAnsi="Arial"/>
+      <w:rFonts w:ascii="Calibri" w:cs="Calibri" w:eastAsia="Calibri" w:hAnsi="Calibri"/>
       <w:b/>
       <w:bCs/>
       <w:color w:val="2E74B5"/>
